--- a/LAB EXP/NLP OUTPUTS.docx
+++ b/LAB EXP/NLP OUTPUTS.docx
@@ -62,89 +62,39 @@
           <w:rFonts w:ascii="Times New Roman" w:hAnsi="Times New Roman" w:cs="Times New Roman"/>
           <w:lang w:val="en-US"/>
         </w:rPr>
-        <w:t xml:space="preserve">text = </w:t>
-      </w:r>
-      <w:proofErr w:type="gramStart"/>
-      <w:r>
-        <w:rPr>
-          <w:rFonts w:ascii="Times New Roman" w:hAnsi="Times New Roman" w:cs="Times New Roman"/>
-          <w:lang w:val="en-US"/>
-        </w:rPr>
-        <w:t>input(</w:t>
-      </w:r>
-      <w:proofErr w:type="gramEnd"/>
-      <w:r>
-        <w:rPr>
-          <w:rFonts w:ascii="Times New Roman" w:hAnsi="Times New Roman" w:cs="Times New Roman"/>
-          <w:lang w:val="en-US"/>
-        </w:rPr>
-        <w:t>"Enter a text: ")</w:t>
-      </w:r>
-    </w:p>
-    <w:p>
-      <w:pPr>
-        <w:ind w:left="360"/>
-        <w:rPr>
-          <w:rFonts w:ascii="Times New Roman" w:hAnsi="Times New Roman" w:cs="Times New Roman"/>
-          <w:lang w:val="en-US"/>
-        </w:rPr>
-      </w:pPr>
-      <w:r>
-        <w:rPr>
-          <w:rFonts w:ascii="Times New Roman" w:hAnsi="Times New Roman" w:cs="Times New Roman"/>
-          <w:lang w:val="en-US"/>
-        </w:rPr>
-        <w:t xml:space="preserve">pattern = </w:t>
-      </w:r>
-      <w:proofErr w:type="gramStart"/>
-      <w:r>
-        <w:rPr>
-          <w:rFonts w:ascii="Times New Roman" w:hAnsi="Times New Roman" w:cs="Times New Roman"/>
-          <w:lang w:val="en-US"/>
-        </w:rPr>
-        <w:t>input(</w:t>
-      </w:r>
-      <w:proofErr w:type="gramEnd"/>
-      <w:r>
-        <w:rPr>
-          <w:rFonts w:ascii="Times New Roman" w:hAnsi="Times New Roman" w:cs="Times New Roman"/>
-          <w:lang w:val="en-US"/>
-        </w:rPr>
-        <w:t>"Enter the pattern to search: ")</w:t>
-      </w:r>
-    </w:p>
-    <w:p>
-      <w:pPr>
-        <w:ind w:left="360"/>
-        <w:rPr>
-          <w:rFonts w:ascii="Times New Roman" w:hAnsi="Times New Roman" w:cs="Times New Roman"/>
-          <w:lang w:val="en-US"/>
-        </w:rPr>
-      </w:pPr>
-      <w:r>
-        <w:rPr>
-          <w:rFonts w:ascii="Times New Roman" w:hAnsi="Times New Roman" w:cs="Times New Roman"/>
-          <w:lang w:val="en-US"/>
-        </w:rPr>
-        <w:t xml:space="preserve">match = </w:t>
-      </w:r>
-      <w:proofErr w:type="spellStart"/>
-      <w:proofErr w:type="gramStart"/>
-      <w:r>
-        <w:rPr>
-          <w:rFonts w:ascii="Times New Roman" w:hAnsi="Times New Roman" w:cs="Times New Roman"/>
-          <w:lang w:val="en-US"/>
-        </w:rPr>
-        <w:t>re.search</w:t>
-      </w:r>
-      <w:proofErr w:type="spellEnd"/>
-      <w:proofErr w:type="gramEnd"/>
-      <w:r>
-        <w:rPr>
-          <w:rFonts w:ascii="Times New Roman" w:hAnsi="Times New Roman" w:cs="Times New Roman"/>
-          <w:lang w:val="en-US"/>
-        </w:rPr>
-        <w:t>(pattern, text)</w:t>
+        <w:t>text = input("Enter a text: ")</w:t>
+      </w:r>
+    </w:p>
+    <w:p>
+      <w:pPr>
+        <w:ind w:left="360"/>
+        <w:rPr>
+          <w:rFonts w:ascii="Times New Roman" w:hAnsi="Times New Roman" w:cs="Times New Roman"/>
+          <w:lang w:val="en-US"/>
+        </w:rPr>
+      </w:pPr>
+      <w:r>
+        <w:rPr>
+          <w:rFonts w:ascii="Times New Roman" w:hAnsi="Times New Roman" w:cs="Times New Roman"/>
+          <w:lang w:val="en-US"/>
+        </w:rPr>
+        <w:t>pattern = input("Enter the pattern to search: ")</w:t>
+      </w:r>
+    </w:p>
+    <w:p>
+      <w:pPr>
+        <w:ind w:left="360"/>
+        <w:rPr>
+          <w:rFonts w:ascii="Times New Roman" w:hAnsi="Times New Roman" w:cs="Times New Roman"/>
+          <w:lang w:val="en-US"/>
+        </w:rPr>
+      </w:pPr>
+      <w:r>
+        <w:rPr>
+          <w:rFonts w:ascii="Times New Roman" w:hAnsi="Times New Roman" w:cs="Times New Roman"/>
+          <w:lang w:val="en-US"/>
+        </w:rPr>
+        <w:t>match = re.search(pattern, text)</w:t>
       </w:r>
     </w:p>
     <w:p>
@@ -176,119 +126,39 @@
           <w:rFonts w:ascii="Times New Roman" w:hAnsi="Times New Roman" w:cs="Times New Roman"/>
           <w:lang w:val="en-US"/>
         </w:rPr>
-        <w:t xml:space="preserve">    </w:t>
-      </w:r>
-      <w:proofErr w:type="gramStart"/>
-      <w:r>
-        <w:rPr>
-          <w:rFonts w:ascii="Times New Roman" w:hAnsi="Times New Roman" w:cs="Times New Roman"/>
-          <w:lang w:val="en-US"/>
-        </w:rPr>
-        <w:t>print(</w:t>
-      </w:r>
-      <w:proofErr w:type="gramEnd"/>
-      <w:r>
-        <w:rPr>
-          <w:rFonts w:ascii="Times New Roman" w:hAnsi="Times New Roman" w:cs="Times New Roman"/>
-          <w:lang w:val="en-US"/>
-        </w:rPr>
-        <w:t>"Pattern found!")</w:t>
-      </w:r>
-    </w:p>
-    <w:p>
-      <w:pPr>
-        <w:ind w:left="360"/>
-        <w:rPr>
-          <w:rFonts w:ascii="Times New Roman" w:hAnsi="Times New Roman" w:cs="Times New Roman"/>
-          <w:lang w:val="en-US"/>
-        </w:rPr>
-      </w:pPr>
-      <w:r>
-        <w:rPr>
-          <w:rFonts w:ascii="Times New Roman" w:hAnsi="Times New Roman" w:cs="Times New Roman"/>
-          <w:lang w:val="en-US"/>
-        </w:rPr>
-        <w:t xml:space="preserve">    </w:t>
-      </w:r>
-      <w:proofErr w:type="gramStart"/>
-      <w:r>
-        <w:rPr>
-          <w:rFonts w:ascii="Times New Roman" w:hAnsi="Times New Roman" w:cs="Times New Roman"/>
-          <w:lang w:val="en-US"/>
-        </w:rPr>
-        <w:t>print(</w:t>
-      </w:r>
-      <w:proofErr w:type="gramEnd"/>
-      <w:r>
-        <w:rPr>
-          <w:rFonts w:ascii="Times New Roman" w:hAnsi="Times New Roman" w:cs="Times New Roman"/>
-          <w:lang w:val="en-US"/>
-        </w:rPr>
-        <w:t xml:space="preserve">"Matched Text:", </w:t>
-      </w:r>
-      <w:proofErr w:type="spellStart"/>
-      <w:r>
-        <w:rPr>
-          <w:rFonts w:ascii="Times New Roman" w:hAnsi="Times New Roman" w:cs="Times New Roman"/>
-          <w:lang w:val="en-US"/>
-        </w:rPr>
-        <w:t>match.group</w:t>
-      </w:r>
-      <w:proofErr w:type="spellEnd"/>
-      <w:r>
-        <w:rPr>
-          <w:rFonts w:ascii="Times New Roman" w:hAnsi="Times New Roman" w:cs="Times New Roman"/>
-          <w:lang w:val="en-US"/>
-        </w:rPr>
-        <w:t>())</w:t>
-      </w:r>
-    </w:p>
-    <w:p>
-      <w:pPr>
-        <w:ind w:left="360"/>
-        <w:rPr>
-          <w:rFonts w:ascii="Times New Roman" w:hAnsi="Times New Roman" w:cs="Times New Roman"/>
-          <w:lang w:val="en-US"/>
-        </w:rPr>
-      </w:pPr>
-      <w:r>
-        <w:rPr>
-          <w:rFonts w:ascii="Times New Roman" w:hAnsi="Times New Roman" w:cs="Times New Roman"/>
-          <w:lang w:val="en-US"/>
-        </w:rPr>
-        <w:t xml:space="preserve">    </w:t>
-      </w:r>
-      <w:proofErr w:type="gramStart"/>
-      <w:r>
-        <w:rPr>
-          <w:rFonts w:ascii="Times New Roman" w:hAnsi="Times New Roman" w:cs="Times New Roman"/>
-          <w:lang w:val="en-US"/>
-        </w:rPr>
-        <w:t>print(</w:t>
-      </w:r>
-      <w:proofErr w:type="gramEnd"/>
-      <w:r>
-        <w:rPr>
-          <w:rFonts w:ascii="Times New Roman" w:hAnsi="Times New Roman" w:cs="Times New Roman"/>
-          <w:lang w:val="en-US"/>
-        </w:rPr>
-        <w:t xml:space="preserve">"Starting Position:", </w:t>
-      </w:r>
-      <w:proofErr w:type="spellStart"/>
-      <w:r>
-        <w:rPr>
-          <w:rFonts w:ascii="Times New Roman" w:hAnsi="Times New Roman" w:cs="Times New Roman"/>
-          <w:lang w:val="en-US"/>
-        </w:rPr>
-        <w:t>match.start</w:t>
-      </w:r>
-      <w:proofErr w:type="spellEnd"/>
-      <w:r>
-        <w:rPr>
-          <w:rFonts w:ascii="Times New Roman" w:hAnsi="Times New Roman" w:cs="Times New Roman"/>
-          <w:lang w:val="en-US"/>
-        </w:rPr>
-        <w:t>())</w:t>
+        <w:t xml:space="preserve">    print("Pattern found!")</w:t>
+      </w:r>
+    </w:p>
+    <w:p>
+      <w:pPr>
+        <w:ind w:left="360"/>
+        <w:rPr>
+          <w:rFonts w:ascii="Times New Roman" w:hAnsi="Times New Roman" w:cs="Times New Roman"/>
+          <w:lang w:val="en-US"/>
+        </w:rPr>
+      </w:pPr>
+      <w:r>
+        <w:rPr>
+          <w:rFonts w:ascii="Times New Roman" w:hAnsi="Times New Roman" w:cs="Times New Roman"/>
+          <w:lang w:val="en-US"/>
+        </w:rPr>
+        <w:t xml:space="preserve">    print("Matched Text:", match.group())</w:t>
+      </w:r>
+    </w:p>
+    <w:p>
+      <w:pPr>
+        <w:ind w:left="360"/>
+        <w:rPr>
+          <w:rFonts w:ascii="Times New Roman" w:hAnsi="Times New Roman" w:cs="Times New Roman"/>
+          <w:lang w:val="en-US"/>
+        </w:rPr>
+      </w:pPr>
+      <w:r>
+        <w:rPr>
+          <w:rFonts w:ascii="Times New Roman" w:hAnsi="Times New Roman" w:cs="Times New Roman"/>
+          <w:lang w:val="en-US"/>
+        </w:rPr>
+        <w:t xml:space="preserve">    print("Starting Position:", match.start())</w:t>
       </w:r>
     </w:p>
     <w:p>
@@ -320,23 +190,7 @@
           <w:rFonts w:ascii="Times New Roman" w:hAnsi="Times New Roman" w:cs="Times New Roman"/>
           <w:lang w:val="en-US"/>
         </w:rPr>
-        <w:t xml:space="preserve">    </w:t>
-      </w:r>
-      <w:proofErr w:type="gramStart"/>
-      <w:r>
-        <w:rPr>
-          <w:rFonts w:ascii="Times New Roman" w:hAnsi="Times New Roman" w:cs="Times New Roman"/>
-          <w:lang w:val="en-US"/>
-        </w:rPr>
-        <w:t>print(</w:t>
-      </w:r>
-      <w:proofErr w:type="gramEnd"/>
-      <w:r>
-        <w:rPr>
-          <w:rFonts w:ascii="Times New Roman" w:hAnsi="Times New Roman" w:cs="Times New Roman"/>
-          <w:lang w:val="en-US"/>
-        </w:rPr>
-        <w:t>"Pattern not found.")</w:t>
+        <w:t xml:space="preserve">    print("Pattern not found.")</w:t>
       </w:r>
     </w:p>
     <w:p>
@@ -464,46 +318,23 @@
           <w:rFonts w:ascii="Times New Roman" w:hAnsi="Times New Roman" w:cs="Times New Roman"/>
           <w:lang w:val="en-US"/>
         </w:rPr>
-        <w:t>Implement a basic finite state automaton that recognizes a specific language or pattern. In this</w:t>
-      </w:r>
-      <w:r>
-        <w:rPr>
-          <w:rFonts w:ascii="Times New Roman" w:hAnsi="Times New Roman" w:cs="Times New Roman"/>
-          <w:lang w:val="en-US"/>
-        </w:rPr>
-        <w:t xml:space="preserve"> </w:t>
-      </w:r>
-      <w:r>
-        <w:rPr>
-          <w:rFonts w:ascii="Times New Roman" w:hAnsi="Times New Roman" w:cs="Times New Roman"/>
-          <w:lang w:val="en-US"/>
-        </w:rPr>
-        <w:t>example, we'll create a simple automaton to match strings ending with 'ab' using python.</w:t>
-      </w:r>
-    </w:p>
-    <w:p>
-      <w:pPr>
-        <w:ind w:left="360"/>
-        <w:rPr>
-          <w:rFonts w:ascii="Times New Roman" w:hAnsi="Times New Roman" w:cs="Times New Roman"/>
-          <w:lang w:val="en-US"/>
-        </w:rPr>
-      </w:pPr>
-      <w:proofErr w:type="gramStart"/>
-      <w:r>
-        <w:rPr>
-          <w:rFonts w:ascii="Times New Roman" w:hAnsi="Times New Roman" w:cs="Times New Roman"/>
-          <w:lang w:val="en-US"/>
-        </w:rPr>
-        <w:t>A .</w:t>
-      </w:r>
-      <w:proofErr w:type="gramEnd"/>
-      <w:r>
-        <w:rPr>
-          <w:rFonts w:ascii="Times New Roman" w:hAnsi="Times New Roman" w:cs="Times New Roman"/>
-          <w:lang w:val="en-US"/>
-        </w:rPr>
-        <w:t xml:space="preserve"> </w:t>
+        <w:t>Implement a basic finite state automaton that recognizes a specific language or pattern. In this example, we'll create a simple automaton to match strings ending with 'ab' using python.</w:t>
+      </w:r>
+    </w:p>
+    <w:p>
+      <w:pPr>
+        <w:ind w:left="360"/>
+        <w:rPr>
+          <w:rFonts w:ascii="Times New Roman" w:hAnsi="Times New Roman" w:cs="Times New Roman"/>
+          <w:lang w:val="en-US"/>
+        </w:rPr>
+      </w:pPr>
+      <w:r>
+        <w:rPr>
+          <w:rFonts w:ascii="Times New Roman" w:hAnsi="Times New Roman" w:cs="Times New Roman"/>
+          <w:lang w:val="en-US"/>
+        </w:rPr>
+        <w:t xml:space="preserve">A . </w:t>
       </w:r>
       <w:r>
         <w:rPr>
@@ -526,57 +357,23 @@
           <w:rFonts w:ascii="Times New Roman" w:hAnsi="Times New Roman" w:cs="Times New Roman"/>
           <w:lang w:val="en-US"/>
         </w:rPr>
-        <w:t xml:space="preserve">string = </w:t>
-      </w:r>
-      <w:proofErr w:type="gramStart"/>
-      <w:r>
-        <w:rPr>
-          <w:rFonts w:ascii="Times New Roman" w:hAnsi="Times New Roman" w:cs="Times New Roman"/>
-          <w:lang w:val="en-US"/>
-        </w:rPr>
-        <w:t>input(</w:t>
-      </w:r>
-      <w:proofErr w:type="gramEnd"/>
-      <w:r>
-        <w:rPr>
-          <w:rFonts w:ascii="Times New Roman" w:hAnsi="Times New Roman" w:cs="Times New Roman"/>
-          <w:lang w:val="en-US"/>
-        </w:rPr>
-        <w:t>"Enter a string: ")</w:t>
-      </w:r>
-    </w:p>
-    <w:p>
-      <w:pPr>
-        <w:ind w:left="360"/>
-        <w:rPr>
-          <w:rFonts w:ascii="Times New Roman" w:hAnsi="Times New Roman" w:cs="Times New Roman"/>
-          <w:lang w:val="en-US"/>
-        </w:rPr>
-      </w:pPr>
-      <w:r>
-        <w:rPr>
-          <w:rFonts w:ascii="Times New Roman" w:hAnsi="Times New Roman" w:cs="Times New Roman"/>
-          <w:lang w:val="en-US"/>
-        </w:rPr>
-        <w:t xml:space="preserve">if </w:t>
-      </w:r>
-      <w:proofErr w:type="spellStart"/>
-      <w:proofErr w:type="gramStart"/>
-      <w:r>
-        <w:rPr>
-          <w:rFonts w:ascii="Times New Roman" w:hAnsi="Times New Roman" w:cs="Times New Roman"/>
-          <w:lang w:val="en-US"/>
-        </w:rPr>
-        <w:t>string.endswith</w:t>
-      </w:r>
-      <w:proofErr w:type="spellEnd"/>
-      <w:proofErr w:type="gramEnd"/>
-      <w:r>
-        <w:rPr>
-          <w:rFonts w:ascii="Times New Roman" w:hAnsi="Times New Roman" w:cs="Times New Roman"/>
-          <w:lang w:val="en-US"/>
-        </w:rPr>
-        <w:t>("ab"):</w:t>
+        <w:t>string = input("Enter a string: ")</w:t>
+      </w:r>
+    </w:p>
+    <w:p>
+      <w:pPr>
+        <w:ind w:left="360"/>
+        <w:rPr>
+          <w:rFonts w:ascii="Times New Roman" w:hAnsi="Times New Roman" w:cs="Times New Roman"/>
+          <w:lang w:val="en-US"/>
+        </w:rPr>
+      </w:pPr>
+      <w:r>
+        <w:rPr>
+          <w:rFonts w:ascii="Times New Roman" w:hAnsi="Times New Roman" w:cs="Times New Roman"/>
+          <w:lang w:val="en-US"/>
+        </w:rPr>
+        <w:t>if string.endswith("ab"):</w:t>
       </w:r>
     </w:p>
     <w:p>
@@ -593,23 +390,7 @@
           <w:lang w:val="en-US"/>
         </w:rPr>
         <w:lastRenderedPageBreak/>
-        <w:t xml:space="preserve">    </w:t>
-      </w:r>
-      <w:proofErr w:type="gramStart"/>
-      <w:r>
-        <w:rPr>
-          <w:rFonts w:ascii="Times New Roman" w:hAnsi="Times New Roman" w:cs="Times New Roman"/>
-          <w:lang w:val="en-US"/>
-        </w:rPr>
-        <w:t>print(</w:t>
-      </w:r>
-      <w:proofErr w:type="gramEnd"/>
-      <w:r>
-        <w:rPr>
-          <w:rFonts w:ascii="Times New Roman" w:hAnsi="Times New Roman" w:cs="Times New Roman"/>
-          <w:lang w:val="en-US"/>
-        </w:rPr>
-        <w:t>"String Accepted")</w:t>
+        <w:t xml:space="preserve">    print("String Accepted")</w:t>
       </w:r>
     </w:p>
     <w:p>
@@ -641,34 +422,17 @@
           <w:rFonts w:ascii="Times New Roman" w:hAnsi="Times New Roman" w:cs="Times New Roman"/>
           <w:lang w:val="en-US"/>
         </w:rPr>
-        <w:t xml:space="preserve">    </w:t>
-      </w:r>
-      <w:proofErr w:type="gramStart"/>
-      <w:r>
-        <w:rPr>
-          <w:rFonts w:ascii="Times New Roman" w:hAnsi="Times New Roman" w:cs="Times New Roman"/>
-          <w:lang w:val="en-US"/>
-        </w:rPr>
-        <w:t>print(</w:t>
-      </w:r>
-      <w:proofErr w:type="gramEnd"/>
-      <w:r>
-        <w:rPr>
-          <w:rFonts w:ascii="Times New Roman" w:hAnsi="Times New Roman" w:cs="Times New Roman"/>
-          <w:lang w:val="en-US"/>
-        </w:rPr>
-        <w:t>"String Rejected")</w:t>
-      </w:r>
-    </w:p>
-    <w:p>
-      <w:pPr>
-        <w:ind w:left="360"/>
-        <w:rPr>
-          <w:rFonts w:ascii="Times New Roman" w:hAnsi="Times New Roman" w:cs="Times New Roman"/>
-          <w:lang w:val="en-US"/>
-        </w:rPr>
-      </w:pPr>
-      <w:proofErr w:type="gramStart"/>
+        <w:t xml:space="preserve">    print("String Rejected")</w:t>
+      </w:r>
+    </w:p>
+    <w:p>
+      <w:pPr>
+        <w:ind w:left="360"/>
+        <w:rPr>
+          <w:rFonts w:ascii="Times New Roman" w:hAnsi="Times New Roman" w:cs="Times New Roman"/>
+          <w:lang w:val="en-US"/>
+        </w:rPr>
+      </w:pPr>
       <w:r>
         <w:rPr>
           <w:rFonts w:ascii="Times New Roman" w:hAnsi="Times New Roman" w:cs="Times New Roman"/>
@@ -676,7 +440,6 @@
         </w:rPr>
         <w:t>OUTPUT ;</w:t>
       </w:r>
-      <w:proofErr w:type="gramEnd"/>
     </w:p>
     <w:p>
       <w:pPr>
@@ -781,84 +544,23 @@
           <w:rFonts w:ascii="Times New Roman" w:hAnsi="Times New Roman" w:cs="Times New Roman"/>
           <w:lang w:val="en-US"/>
         </w:rPr>
-        <w:t xml:space="preserve">from </w:t>
-      </w:r>
-      <w:proofErr w:type="spellStart"/>
-      <w:proofErr w:type="gramStart"/>
-      <w:r>
-        <w:rPr>
-          <w:rFonts w:ascii="Times New Roman" w:hAnsi="Times New Roman" w:cs="Times New Roman"/>
-          <w:lang w:val="en-US"/>
-        </w:rPr>
-        <w:t>nltk.stem</w:t>
-      </w:r>
-      <w:proofErr w:type="spellEnd"/>
-      <w:proofErr w:type="gramEnd"/>
-      <w:r>
-        <w:rPr>
-          <w:rFonts w:ascii="Times New Roman" w:hAnsi="Times New Roman" w:cs="Times New Roman"/>
-          <w:lang w:val="en-US"/>
-        </w:rPr>
-        <w:t xml:space="preserve"> import </w:t>
-      </w:r>
-      <w:proofErr w:type="spellStart"/>
-      <w:r>
-        <w:rPr>
-          <w:rFonts w:ascii="Times New Roman" w:hAnsi="Times New Roman" w:cs="Times New Roman"/>
-          <w:lang w:val="en-US"/>
-        </w:rPr>
-        <w:t>PorterStemmer</w:t>
-      </w:r>
-      <w:proofErr w:type="spellEnd"/>
-    </w:p>
-    <w:p>
-      <w:pPr>
-        <w:ind w:left="360"/>
-        <w:rPr>
-          <w:rFonts w:ascii="Times New Roman" w:hAnsi="Times New Roman" w:cs="Times New Roman"/>
-          <w:lang w:val="en-US"/>
-        </w:rPr>
-      </w:pPr>
-      <w:proofErr w:type="spellStart"/>
-      <w:r>
-        <w:rPr>
-          <w:rFonts w:ascii="Times New Roman" w:hAnsi="Times New Roman" w:cs="Times New Roman"/>
-          <w:lang w:val="en-US"/>
-        </w:rPr>
-        <w:t>ps</w:t>
-      </w:r>
-      <w:proofErr w:type="spellEnd"/>
-      <w:r>
-        <w:rPr>
-          <w:rFonts w:ascii="Times New Roman" w:hAnsi="Times New Roman" w:cs="Times New Roman"/>
-          <w:lang w:val="en-US"/>
-        </w:rPr>
-        <w:t xml:space="preserve"> = </w:t>
-      </w:r>
-      <w:proofErr w:type="spellStart"/>
-      <w:proofErr w:type="gramStart"/>
-      <w:r>
-        <w:rPr>
-          <w:rFonts w:ascii="Times New Roman" w:hAnsi="Times New Roman" w:cs="Times New Roman"/>
-          <w:lang w:val="en-US"/>
-        </w:rPr>
-        <w:t>PorterStemmer</w:t>
-      </w:r>
-      <w:proofErr w:type="spellEnd"/>
-      <w:r>
-        <w:rPr>
-          <w:rFonts w:ascii="Times New Roman" w:hAnsi="Times New Roman" w:cs="Times New Roman"/>
-          <w:lang w:val="en-US"/>
-        </w:rPr>
-        <w:t>(</w:t>
-      </w:r>
-      <w:proofErr w:type="gramEnd"/>
-      <w:r>
-        <w:rPr>
-          <w:rFonts w:ascii="Times New Roman" w:hAnsi="Times New Roman" w:cs="Times New Roman"/>
-          <w:lang w:val="en-US"/>
-        </w:rPr>
-        <w:t>)</w:t>
+        <w:t>from nltk.stem import PorterStemmer</w:t>
+      </w:r>
+    </w:p>
+    <w:p>
+      <w:pPr>
+        <w:ind w:left="360"/>
+        <w:rPr>
+          <w:rFonts w:ascii="Times New Roman" w:hAnsi="Times New Roman" w:cs="Times New Roman"/>
+          <w:lang w:val="en-US"/>
+        </w:rPr>
+      </w:pPr>
+      <w:r>
+        <w:rPr>
+          <w:rFonts w:ascii="Times New Roman" w:hAnsi="Times New Roman" w:cs="Times New Roman"/>
+          <w:lang w:val="en-US"/>
+        </w:rPr>
+        <w:t>ps = PorterStemmer()</w:t>
       </w:r>
     </w:p>
     <w:p>
@@ -906,39 +608,7 @@
           <w:rFonts w:ascii="Times New Roman" w:hAnsi="Times New Roman" w:cs="Times New Roman"/>
           <w:lang w:val="en-US"/>
         </w:rPr>
-        <w:t xml:space="preserve">    </w:t>
-      </w:r>
-      <w:proofErr w:type="gramStart"/>
-      <w:r>
-        <w:rPr>
-          <w:rFonts w:ascii="Times New Roman" w:hAnsi="Times New Roman" w:cs="Times New Roman"/>
-          <w:lang w:val="en-US"/>
-        </w:rPr>
-        <w:t>print(</w:t>
-      </w:r>
-      <w:proofErr w:type="gramEnd"/>
-      <w:r>
-        <w:rPr>
-          <w:rFonts w:ascii="Times New Roman" w:hAnsi="Times New Roman" w:cs="Times New Roman"/>
-          <w:lang w:val="en-US"/>
-        </w:rPr>
-        <w:t xml:space="preserve">word, "-&gt;", </w:t>
-      </w:r>
-      <w:proofErr w:type="spellStart"/>
-      <w:r>
-        <w:rPr>
-          <w:rFonts w:ascii="Times New Roman" w:hAnsi="Times New Roman" w:cs="Times New Roman"/>
-          <w:lang w:val="en-US"/>
-        </w:rPr>
-        <w:t>ps.stem</w:t>
-      </w:r>
-      <w:proofErr w:type="spellEnd"/>
-      <w:r>
-        <w:rPr>
-          <w:rFonts w:ascii="Times New Roman" w:hAnsi="Times New Roman" w:cs="Times New Roman"/>
-          <w:lang w:val="en-US"/>
-        </w:rPr>
-        <w:t>(word))</w:t>
+        <w:t xml:space="preserve">    print(word, "-&gt;", ps.stem(word))</w:t>
       </w:r>
     </w:p>
     <w:p>
@@ -1030,19 +700,11 @@
           <w:rFonts w:ascii="Times New Roman" w:hAnsi="Times New Roman" w:cs="Times New Roman"/>
         </w:rPr>
       </w:pPr>
-      <w:proofErr w:type="spellStart"/>
-      <w:r>
-        <w:rPr>
-          <w:rFonts w:ascii="Times New Roman" w:hAnsi="Times New Roman" w:cs="Times New Roman"/>
-        </w:rPr>
-        <w:t>mplement</w:t>
-      </w:r>
-      <w:proofErr w:type="spellEnd"/>
-      <w:r>
-        <w:rPr>
-          <w:rFonts w:ascii="Times New Roman" w:hAnsi="Times New Roman" w:cs="Times New Roman"/>
-        </w:rPr>
-        <w:t xml:space="preserve"> a finite-state machine for morphological parsing. In this example, we'll create a simple machine to generate plural forms of English nouns using python.</w:t>
+      <w:r>
+        <w:rPr>
+          <w:rFonts w:ascii="Times New Roman" w:hAnsi="Times New Roman" w:cs="Times New Roman"/>
+        </w:rPr>
+        <w:t>mplement a finite-state machine for morphological parsing. In this example, we'll create a simple machine to generate plural forms of English nouns using python.</w:t>
       </w:r>
     </w:p>
     <w:p>
@@ -1068,105 +730,39 @@
           <w:rFonts w:ascii="Times New Roman" w:hAnsi="Times New Roman" w:cs="Times New Roman"/>
           <w:lang w:val="en-US"/>
         </w:rPr>
-        <w:t xml:space="preserve">noun = </w:t>
-      </w:r>
-      <w:proofErr w:type="gramStart"/>
-      <w:r>
-        <w:rPr>
-          <w:rFonts w:ascii="Times New Roman" w:hAnsi="Times New Roman" w:cs="Times New Roman"/>
-          <w:lang w:val="en-US"/>
-        </w:rPr>
-        <w:t>input(</w:t>
-      </w:r>
-      <w:proofErr w:type="gramEnd"/>
-      <w:r>
-        <w:rPr>
-          <w:rFonts w:ascii="Times New Roman" w:hAnsi="Times New Roman" w:cs="Times New Roman"/>
-          <w:lang w:val="en-US"/>
-        </w:rPr>
-        <w:t>"Enter a noun: ")</w:t>
-      </w:r>
-    </w:p>
-    <w:p>
-      <w:pPr>
-        <w:ind w:left="360"/>
-        <w:rPr>
-          <w:rFonts w:ascii="Times New Roman" w:hAnsi="Times New Roman" w:cs="Times New Roman"/>
-          <w:lang w:val="en-US"/>
-        </w:rPr>
-      </w:pPr>
-      <w:r>
-        <w:rPr>
-          <w:rFonts w:ascii="Times New Roman" w:hAnsi="Times New Roman" w:cs="Times New Roman"/>
-          <w:lang w:val="en-US"/>
-        </w:rPr>
-        <w:t xml:space="preserve">if </w:t>
-      </w:r>
-      <w:proofErr w:type="spellStart"/>
-      <w:proofErr w:type="gramStart"/>
-      <w:r>
-        <w:rPr>
-          <w:rFonts w:ascii="Times New Roman" w:hAnsi="Times New Roman" w:cs="Times New Roman"/>
-          <w:lang w:val="en-US"/>
-        </w:rPr>
-        <w:t>noun.endswith</w:t>
-      </w:r>
-      <w:proofErr w:type="spellEnd"/>
-      <w:proofErr w:type="gramEnd"/>
-      <w:r>
-        <w:rPr>
-          <w:rFonts w:ascii="Times New Roman" w:hAnsi="Times New Roman" w:cs="Times New Roman"/>
-          <w:lang w:val="en-US"/>
-        </w:rPr>
-        <w:t>("y"):</w:t>
-      </w:r>
-    </w:p>
-    <w:p>
-      <w:pPr>
-        <w:ind w:left="360"/>
-        <w:rPr>
-          <w:rFonts w:ascii="Times New Roman" w:hAnsi="Times New Roman" w:cs="Times New Roman"/>
-          <w:lang w:val="en-US"/>
-        </w:rPr>
-      </w:pPr>
-      <w:r>
-        <w:rPr>
-          <w:rFonts w:ascii="Times New Roman" w:hAnsi="Times New Roman" w:cs="Times New Roman"/>
-          <w:lang w:val="en-US"/>
-        </w:rPr>
-        <w:t xml:space="preserve">    plural = </w:t>
-      </w:r>
-      <w:proofErr w:type="gramStart"/>
-      <w:r>
-        <w:rPr>
-          <w:rFonts w:ascii="Times New Roman" w:hAnsi="Times New Roman" w:cs="Times New Roman"/>
-          <w:lang w:val="en-US"/>
-        </w:rPr>
-        <w:t>noun[</w:t>
-      </w:r>
-      <w:proofErr w:type="gramEnd"/>
-      <w:r>
-        <w:rPr>
-          <w:rFonts w:ascii="Times New Roman" w:hAnsi="Times New Roman" w:cs="Times New Roman"/>
-          <w:lang w:val="en-US"/>
-        </w:rPr>
-        <w:t>:-1] + "</w:t>
-      </w:r>
-      <w:proofErr w:type="spellStart"/>
-      <w:r>
-        <w:rPr>
-          <w:rFonts w:ascii="Times New Roman" w:hAnsi="Times New Roman" w:cs="Times New Roman"/>
-          <w:lang w:val="en-US"/>
-        </w:rPr>
-        <w:t>ies</w:t>
-      </w:r>
-      <w:proofErr w:type="spellEnd"/>
-      <w:r>
-        <w:rPr>
-          <w:rFonts w:ascii="Times New Roman" w:hAnsi="Times New Roman" w:cs="Times New Roman"/>
-          <w:lang w:val="en-US"/>
-        </w:rPr>
-        <w:t>"</w:t>
+        <w:t>noun = input("Enter a noun: ")</w:t>
+      </w:r>
+    </w:p>
+    <w:p>
+      <w:pPr>
+        <w:ind w:left="360"/>
+        <w:rPr>
+          <w:rFonts w:ascii="Times New Roman" w:hAnsi="Times New Roman" w:cs="Times New Roman"/>
+          <w:lang w:val="en-US"/>
+        </w:rPr>
+      </w:pPr>
+      <w:r>
+        <w:rPr>
+          <w:rFonts w:ascii="Times New Roman" w:hAnsi="Times New Roman" w:cs="Times New Roman"/>
+          <w:lang w:val="en-US"/>
+        </w:rPr>
+        <w:t>if noun.endswith("y"):</w:t>
+      </w:r>
+    </w:p>
+    <w:p>
+      <w:pPr>
+        <w:ind w:left="360"/>
+        <w:rPr>
+          <w:rFonts w:ascii="Times New Roman" w:hAnsi="Times New Roman" w:cs="Times New Roman"/>
+          <w:lang w:val="en-US"/>
+        </w:rPr>
+      </w:pPr>
+      <w:r>
+        <w:rPr>
+          <w:rFonts w:ascii="Times New Roman" w:hAnsi="Times New Roman" w:cs="Times New Roman"/>
+          <w:lang w:val="en-US"/>
+        </w:rPr>
+        <w:t xml:space="preserve">    plural = noun[:-1] + "ies"</w:t>
       </w:r>
     </w:p>
     <w:p>
@@ -1219,21 +815,12 @@
           <w:lang w:val="en-US"/>
         </w:rPr>
       </w:pPr>
-      <w:proofErr w:type="gramStart"/>
-      <w:r>
-        <w:rPr>
-          <w:rFonts w:ascii="Times New Roman" w:hAnsi="Times New Roman" w:cs="Times New Roman"/>
-          <w:lang w:val="en-US"/>
-        </w:rPr>
-        <w:t>print(</w:t>
-      </w:r>
-      <w:proofErr w:type="gramEnd"/>
-      <w:r>
-        <w:rPr>
-          <w:rFonts w:ascii="Times New Roman" w:hAnsi="Times New Roman" w:cs="Times New Roman"/>
-          <w:lang w:val="en-US"/>
-        </w:rPr>
-        <w:t>"Plural Form:", plural)</w:t>
+      <w:r>
+        <w:rPr>
+          <w:rFonts w:ascii="Times New Roman" w:hAnsi="Times New Roman" w:cs="Times New Roman"/>
+          <w:lang w:val="en-US"/>
+        </w:rPr>
+        <w:t>print("Plural Form:", plural)</w:t>
       </w:r>
     </w:p>
     <w:p>
@@ -1355,75 +942,23 @@
           <w:rFonts w:ascii="Times New Roman" w:hAnsi="Times New Roman" w:cs="Times New Roman"/>
           <w:lang w:val="en-US"/>
         </w:rPr>
-        <w:t xml:space="preserve">from </w:t>
-      </w:r>
-      <w:proofErr w:type="spellStart"/>
-      <w:proofErr w:type="gramStart"/>
-      <w:r>
-        <w:rPr>
-          <w:rFonts w:ascii="Times New Roman" w:hAnsi="Times New Roman" w:cs="Times New Roman"/>
-          <w:lang w:val="en-US"/>
-        </w:rPr>
-        <w:t>nltk.stem</w:t>
-      </w:r>
-      <w:proofErr w:type="spellEnd"/>
-      <w:proofErr w:type="gramEnd"/>
-      <w:r>
-        <w:rPr>
-          <w:rFonts w:ascii="Times New Roman" w:hAnsi="Times New Roman" w:cs="Times New Roman"/>
-          <w:lang w:val="en-US"/>
-        </w:rPr>
-        <w:t xml:space="preserve"> import </w:t>
-      </w:r>
-      <w:proofErr w:type="spellStart"/>
-      <w:r>
-        <w:rPr>
-          <w:rFonts w:ascii="Times New Roman" w:hAnsi="Times New Roman" w:cs="Times New Roman"/>
-          <w:lang w:val="en-US"/>
-        </w:rPr>
-        <w:t>PorterStemmer</w:t>
-      </w:r>
-      <w:proofErr w:type="spellEnd"/>
-    </w:p>
-    <w:p>
-      <w:pPr>
-        <w:ind w:left="360"/>
-        <w:rPr>
-          <w:rFonts w:ascii="Times New Roman" w:hAnsi="Times New Roman" w:cs="Times New Roman"/>
-          <w:lang w:val="en-US"/>
-        </w:rPr>
-      </w:pPr>
-      <w:r>
-        <w:rPr>
-          <w:rFonts w:ascii="Times New Roman" w:hAnsi="Times New Roman" w:cs="Times New Roman"/>
-          <w:lang w:val="en-US"/>
-        </w:rPr>
-        <w:t xml:space="preserve">stemmer = </w:t>
-      </w:r>
-      <w:proofErr w:type="spellStart"/>
-      <w:proofErr w:type="gramStart"/>
-      <w:r>
-        <w:rPr>
-          <w:rFonts w:ascii="Times New Roman" w:hAnsi="Times New Roman" w:cs="Times New Roman"/>
-          <w:lang w:val="en-US"/>
-        </w:rPr>
-        <w:t>PorterStemmer</w:t>
-      </w:r>
-      <w:proofErr w:type="spellEnd"/>
-      <w:r>
-        <w:rPr>
-          <w:rFonts w:ascii="Times New Roman" w:hAnsi="Times New Roman" w:cs="Times New Roman"/>
-          <w:lang w:val="en-US"/>
-        </w:rPr>
-        <w:t>(</w:t>
-      </w:r>
-      <w:proofErr w:type="gramEnd"/>
-      <w:r>
-        <w:rPr>
-          <w:rFonts w:ascii="Times New Roman" w:hAnsi="Times New Roman" w:cs="Times New Roman"/>
-          <w:lang w:val="en-US"/>
-        </w:rPr>
-        <w:t>)</w:t>
+        <w:t>from nltk.stem import PorterStemmer</w:t>
+      </w:r>
+    </w:p>
+    <w:p>
+      <w:pPr>
+        <w:ind w:left="360"/>
+        <w:rPr>
+          <w:rFonts w:ascii="Times New Roman" w:hAnsi="Times New Roman" w:cs="Times New Roman"/>
+          <w:lang w:val="en-US"/>
+        </w:rPr>
+      </w:pPr>
+      <w:r>
+        <w:rPr>
+          <w:rFonts w:ascii="Times New Roman" w:hAnsi="Times New Roman" w:cs="Times New Roman"/>
+          <w:lang w:val="en-US"/>
+        </w:rPr>
+        <w:t>stemmer = PorterStemmer()</w:t>
       </w:r>
     </w:p>
     <w:p>
@@ -1471,25 +1006,7 @@
           <w:rFonts w:ascii="Times New Roman" w:hAnsi="Times New Roman" w:cs="Times New Roman"/>
           <w:lang w:val="en-US"/>
         </w:rPr>
-        <w:t xml:space="preserve">    print(</w:t>
-      </w:r>
-      <w:proofErr w:type="spellStart"/>
-      <w:proofErr w:type="gramStart"/>
-      <w:r>
-        <w:rPr>
-          <w:rFonts w:ascii="Times New Roman" w:hAnsi="Times New Roman" w:cs="Times New Roman"/>
-          <w:lang w:val="en-US"/>
-        </w:rPr>
-        <w:t>stemmer.stem</w:t>
-      </w:r>
-      <w:proofErr w:type="spellEnd"/>
-      <w:proofErr w:type="gramEnd"/>
-      <w:r>
-        <w:rPr>
-          <w:rFonts w:ascii="Times New Roman" w:hAnsi="Times New Roman" w:cs="Times New Roman"/>
-          <w:lang w:val="en-US"/>
-        </w:rPr>
-        <w:t>(word))</w:t>
+        <w:t xml:space="preserve">    print(stemmer.stem(word))</w:t>
       </w:r>
     </w:p>
     <w:p>
@@ -1611,23 +1128,7 @@
           <w:rFonts w:ascii="Times New Roman" w:hAnsi="Times New Roman" w:cs="Times New Roman"/>
           <w:lang w:val="en-US"/>
         </w:rPr>
-        <w:t xml:space="preserve">from </w:t>
-      </w:r>
-      <w:proofErr w:type="spellStart"/>
-      <w:r>
-        <w:rPr>
-          <w:rFonts w:ascii="Times New Roman" w:hAnsi="Times New Roman" w:cs="Times New Roman"/>
-          <w:lang w:val="en-US"/>
-        </w:rPr>
-        <w:t>nltk</w:t>
-      </w:r>
-      <w:proofErr w:type="spellEnd"/>
-      <w:r>
-        <w:rPr>
-          <w:rFonts w:ascii="Times New Roman" w:hAnsi="Times New Roman" w:cs="Times New Roman"/>
-          <w:lang w:val="en-US"/>
-        </w:rPr>
-        <w:t xml:space="preserve"> import bigrams</w:t>
+        <w:t>from nltk import bigrams</w:t>
       </w:r>
     </w:p>
     <w:p>
@@ -1660,89 +1161,39 @@
           <w:rFonts w:ascii="Times New Roman" w:hAnsi="Times New Roman" w:cs="Times New Roman"/>
           <w:lang w:val="en-US"/>
         </w:rPr>
-        <w:t xml:space="preserve">words = </w:t>
-      </w:r>
-      <w:proofErr w:type="spellStart"/>
-      <w:proofErr w:type="gramStart"/>
-      <w:r>
-        <w:rPr>
-          <w:rFonts w:ascii="Times New Roman" w:hAnsi="Times New Roman" w:cs="Times New Roman"/>
-          <w:lang w:val="en-US"/>
-        </w:rPr>
-        <w:t>text.split</w:t>
-      </w:r>
-      <w:proofErr w:type="spellEnd"/>
-      <w:proofErr w:type="gramEnd"/>
-      <w:r>
-        <w:rPr>
-          <w:rFonts w:ascii="Times New Roman" w:hAnsi="Times New Roman" w:cs="Times New Roman"/>
-          <w:lang w:val="en-US"/>
-        </w:rPr>
-        <w:t>()</w:t>
-      </w:r>
-    </w:p>
-    <w:p>
-      <w:pPr>
-        <w:ind w:left="360"/>
-        <w:rPr>
-          <w:rFonts w:ascii="Times New Roman" w:hAnsi="Times New Roman" w:cs="Times New Roman"/>
-          <w:lang w:val="en-US"/>
-        </w:rPr>
-      </w:pPr>
-      <w:r>
-        <w:rPr>
-          <w:rFonts w:ascii="Times New Roman" w:hAnsi="Times New Roman" w:cs="Times New Roman"/>
-          <w:lang w:val="en-US"/>
-        </w:rPr>
-        <w:t xml:space="preserve">for </w:t>
-      </w:r>
-      <w:proofErr w:type="spellStart"/>
-      <w:r>
-        <w:rPr>
-          <w:rFonts w:ascii="Times New Roman" w:hAnsi="Times New Roman" w:cs="Times New Roman"/>
-          <w:lang w:val="en-US"/>
-        </w:rPr>
-        <w:t>bg</w:t>
-      </w:r>
-      <w:proofErr w:type="spellEnd"/>
-      <w:r>
-        <w:rPr>
-          <w:rFonts w:ascii="Times New Roman" w:hAnsi="Times New Roman" w:cs="Times New Roman"/>
-          <w:lang w:val="en-US"/>
-        </w:rPr>
-        <w:t xml:space="preserve"> in bigrams(words):</w:t>
-      </w:r>
-    </w:p>
-    <w:p>
-      <w:pPr>
-        <w:ind w:left="360"/>
-        <w:rPr>
-          <w:rFonts w:ascii="Times New Roman" w:hAnsi="Times New Roman" w:cs="Times New Roman"/>
-          <w:lang w:val="en-US"/>
-        </w:rPr>
-      </w:pPr>
-      <w:r>
-        <w:rPr>
-          <w:rFonts w:ascii="Times New Roman" w:hAnsi="Times New Roman" w:cs="Times New Roman"/>
-          <w:lang w:val="en-US"/>
-        </w:rPr>
-        <w:t xml:space="preserve">    print(</w:t>
-      </w:r>
-      <w:proofErr w:type="spellStart"/>
-      <w:r>
-        <w:rPr>
-          <w:rFonts w:ascii="Times New Roman" w:hAnsi="Times New Roman" w:cs="Times New Roman"/>
-          <w:lang w:val="en-US"/>
-        </w:rPr>
-        <w:t>bg</w:t>
-      </w:r>
-      <w:proofErr w:type="spellEnd"/>
-      <w:r>
-        <w:rPr>
-          <w:rFonts w:ascii="Times New Roman" w:hAnsi="Times New Roman" w:cs="Times New Roman"/>
-          <w:lang w:val="en-US"/>
-        </w:rPr>
-        <w:t>)</w:t>
+        <w:t>words = text.split()</w:t>
+      </w:r>
+    </w:p>
+    <w:p>
+      <w:pPr>
+        <w:ind w:left="360"/>
+        <w:rPr>
+          <w:rFonts w:ascii="Times New Roman" w:hAnsi="Times New Roman" w:cs="Times New Roman"/>
+          <w:lang w:val="en-US"/>
+        </w:rPr>
+      </w:pPr>
+      <w:r>
+        <w:rPr>
+          <w:rFonts w:ascii="Times New Roman" w:hAnsi="Times New Roman" w:cs="Times New Roman"/>
+          <w:lang w:val="en-US"/>
+        </w:rPr>
+        <w:t>for bg in bigrams(words):</w:t>
+      </w:r>
+    </w:p>
+    <w:p>
+      <w:pPr>
+        <w:ind w:left="360"/>
+        <w:rPr>
+          <w:rFonts w:ascii="Times New Roman" w:hAnsi="Times New Roman" w:cs="Times New Roman"/>
+          <w:lang w:val="en-US"/>
+        </w:rPr>
+      </w:pPr>
+      <w:r>
+        <w:rPr>
+          <w:rFonts w:ascii="Times New Roman" w:hAnsi="Times New Roman" w:cs="Times New Roman"/>
+          <w:lang w:val="en-US"/>
+        </w:rPr>
+        <w:t xml:space="preserve">    print(bg)</w:t>
       </w:r>
     </w:p>
     <w:p>
@@ -1854,137 +1305,377 @@
         </w:rPr>
         <w:t>A.</w:t>
       </w:r>
-    </w:p>
-    <w:p>
-      <w:pPr>
-        <w:ind w:left="360"/>
-        <w:rPr>
-          <w:rFonts w:ascii="Times New Roman" w:hAnsi="Times New Roman" w:cs="Times New Roman"/>
-          <w:lang w:val="en-US"/>
-        </w:rPr>
-      </w:pPr>
-      <w:r>
-        <w:rPr>
-          <w:rFonts w:ascii="Times New Roman" w:hAnsi="Times New Roman" w:cs="Times New Roman"/>
-          <w:lang w:val="en-US"/>
-        </w:rPr>
+      <w:r>
         <w:t xml:space="preserve"> </w:t>
       </w:r>
       <w:r>
         <w:rPr>
           <w:rFonts w:ascii="Times New Roman" w:hAnsi="Times New Roman" w:cs="Times New Roman"/>
-          <w:lang w:val="en-US"/>
-        </w:rPr>
-        <w:t xml:space="preserve">import </w:t>
-      </w:r>
-      <w:proofErr w:type="spellStart"/>
-      <w:r>
-        <w:rPr>
-          <w:rFonts w:ascii="Times New Roman" w:hAnsi="Times New Roman" w:cs="Times New Roman"/>
-          <w:lang w:val="en-US"/>
-        </w:rPr>
-        <w:t>nltk</w:t>
-      </w:r>
-      <w:proofErr w:type="spellEnd"/>
-    </w:p>
-    <w:p>
-      <w:pPr>
-        <w:ind w:left="360"/>
-        <w:rPr>
-          <w:rFonts w:ascii="Times New Roman" w:hAnsi="Times New Roman" w:cs="Times New Roman"/>
-          <w:lang w:val="en-US"/>
-        </w:rPr>
-      </w:pPr>
-      <w:r>
-        <w:rPr>
-          <w:rFonts w:ascii="Times New Roman" w:hAnsi="Times New Roman" w:cs="Times New Roman"/>
-          <w:lang w:val="en-US"/>
-        </w:rPr>
-        <w:t>sentence = "The boy is playing football"</w:t>
-      </w:r>
-    </w:p>
-    <w:p>
-      <w:pPr>
-        <w:ind w:left="360"/>
-        <w:rPr>
-          <w:rFonts w:ascii="Times New Roman" w:hAnsi="Times New Roman" w:cs="Times New Roman"/>
-          <w:lang w:val="en-US"/>
-        </w:rPr>
-      </w:pPr>
-      <w:r>
-        <w:rPr>
-          <w:rFonts w:ascii="Times New Roman" w:hAnsi="Times New Roman" w:cs="Times New Roman"/>
-          <w:lang w:val="en-US"/>
-        </w:rPr>
-        <w:t xml:space="preserve">tokens = </w:t>
-      </w:r>
-      <w:proofErr w:type="spellStart"/>
-      <w:proofErr w:type="gramStart"/>
-      <w:r>
-        <w:rPr>
-          <w:rFonts w:ascii="Times New Roman" w:hAnsi="Times New Roman" w:cs="Times New Roman"/>
-          <w:lang w:val="en-US"/>
-        </w:rPr>
-        <w:t>nltk.word</w:t>
-      </w:r>
-      <w:proofErr w:type="gramEnd"/>
-      <w:r>
-        <w:rPr>
-          <w:rFonts w:ascii="Times New Roman" w:hAnsi="Times New Roman" w:cs="Times New Roman"/>
-          <w:lang w:val="en-US"/>
-        </w:rPr>
-        <w:t>_tokenize</w:t>
-      </w:r>
-      <w:proofErr w:type="spellEnd"/>
-      <w:r>
-        <w:rPr>
-          <w:rFonts w:ascii="Times New Roman" w:hAnsi="Times New Roman" w:cs="Times New Roman"/>
-          <w:lang w:val="en-US"/>
-        </w:rPr>
-        <w:t>(sentence)</w:t>
-      </w:r>
-    </w:p>
-    <w:p>
-      <w:pPr>
-        <w:ind w:left="360"/>
-        <w:rPr>
-          <w:rFonts w:ascii="Times New Roman" w:hAnsi="Times New Roman" w:cs="Times New Roman"/>
-          <w:lang w:val="en-US"/>
-        </w:rPr>
-      </w:pPr>
-      <w:r>
-        <w:rPr>
-          <w:rFonts w:ascii="Times New Roman" w:hAnsi="Times New Roman" w:cs="Times New Roman"/>
-          <w:lang w:val="en-US"/>
-        </w:rPr>
-        <w:t>print(</w:t>
-      </w:r>
-      <w:proofErr w:type="spellStart"/>
-      <w:r>
-        <w:rPr>
-          <w:rFonts w:ascii="Times New Roman" w:hAnsi="Times New Roman" w:cs="Times New Roman"/>
-          <w:lang w:val="en-US"/>
-        </w:rPr>
-        <w:t>nltk.pos_tag</w:t>
-      </w:r>
-      <w:proofErr w:type="spellEnd"/>
-      <w:r>
-        <w:rPr>
-          <w:rFonts w:ascii="Times New Roman" w:hAnsi="Times New Roman" w:cs="Times New Roman"/>
-          <w:lang w:val="en-US"/>
-        </w:rPr>
-        <w:t>(tokens))</w:t>
-      </w:r>
-    </w:p>
-    <w:p>
-      <w:pPr>
-        <w:ind w:left="360"/>
-        <w:rPr>
-          <w:rFonts w:ascii="Times New Roman" w:hAnsi="Times New Roman" w:cs="Times New Roman"/>
-          <w:lang w:val="en-US"/>
-        </w:rPr>
-      </w:pPr>
-      <w:proofErr w:type="gramStart"/>
+        </w:rPr>
+        <w:t># Install and import NLTK</w:t>
+      </w:r>
+    </w:p>
+    <w:p>
+      <w:pPr>
+        <w:ind w:left="360"/>
+        <w:rPr>
+          <w:rFonts w:ascii="Times New Roman" w:hAnsi="Times New Roman" w:cs="Times New Roman"/>
+        </w:rPr>
+      </w:pPr>
+      <w:r>
+        <w:rPr>
+          <w:rFonts w:ascii="Times New Roman" w:hAnsi="Times New Roman" w:cs="Times New Roman"/>
+        </w:rPr>
+        <w:t>import nltk</w:t>
+      </w:r>
+    </w:p>
+    <w:p>
+      <w:pPr>
+        <w:ind w:left="360"/>
+        <w:rPr>
+          <w:rFonts w:ascii="Times New Roman" w:hAnsi="Times New Roman" w:cs="Times New Roman"/>
+        </w:rPr>
+      </w:pPr>
+    </w:p>
+    <w:p>
+      <w:pPr>
+        <w:ind w:left="360"/>
+        <w:rPr>
+          <w:rFonts w:ascii="Times New Roman" w:hAnsi="Times New Roman" w:cs="Times New Roman"/>
+        </w:rPr>
+      </w:pPr>
+      <w:r>
+        <w:rPr>
+          <w:rFonts w:ascii="Times New Roman" w:hAnsi="Times New Roman" w:cs="Times New Roman"/>
+        </w:rPr>
+        <w:t># Download required NLTK data</w:t>
+      </w:r>
+    </w:p>
+    <w:p>
+      <w:pPr>
+        <w:ind w:left="360"/>
+        <w:rPr>
+          <w:rFonts w:ascii="Times New Roman" w:hAnsi="Times New Roman" w:cs="Times New Roman"/>
+        </w:rPr>
+      </w:pPr>
+      <w:r>
+        <w:rPr>
+          <w:rFonts w:ascii="Times New Roman" w:hAnsi="Times New Roman" w:cs="Times New Roman"/>
+        </w:rPr>
+        <w:t>nltk.download('punkt')</w:t>
+      </w:r>
+    </w:p>
+    <w:p>
+      <w:pPr>
+        <w:ind w:left="360"/>
+        <w:rPr>
+          <w:rFonts w:ascii="Times New Roman" w:hAnsi="Times New Roman" w:cs="Times New Roman"/>
+        </w:rPr>
+      </w:pPr>
+      <w:r>
+        <w:rPr>
+          <w:rFonts w:ascii="Times New Roman" w:hAnsi="Times New Roman" w:cs="Times New Roman"/>
+        </w:rPr>
+        <w:t>nltk.download('punkt_tab')</w:t>
+      </w:r>
+    </w:p>
+    <w:p>
+      <w:pPr>
+        <w:ind w:left="360"/>
+        <w:rPr>
+          <w:rFonts w:ascii="Times New Roman" w:hAnsi="Times New Roman" w:cs="Times New Roman"/>
+        </w:rPr>
+      </w:pPr>
+      <w:r>
+        <w:rPr>
+          <w:rFonts w:ascii="Times New Roman" w:hAnsi="Times New Roman" w:cs="Times New Roman"/>
+        </w:rPr>
+        <w:t>nltk.download('averaged_perceptron_tagger')</w:t>
+      </w:r>
+    </w:p>
+    <w:p>
+      <w:pPr>
+        <w:ind w:left="360"/>
+        <w:rPr>
+          <w:rFonts w:ascii="Times New Roman" w:hAnsi="Times New Roman" w:cs="Times New Roman"/>
+        </w:rPr>
+      </w:pPr>
+      <w:r>
+        <w:rPr>
+          <w:rFonts w:ascii="Times New Roman" w:hAnsi="Times New Roman" w:cs="Times New Roman"/>
+        </w:rPr>
+        <w:t>nltk.download('averaged_perceptron_tagger_eng')</w:t>
+      </w:r>
+    </w:p>
+    <w:p>
+      <w:pPr>
+        <w:ind w:left="360"/>
+        <w:rPr>
+          <w:rFonts w:ascii="Times New Roman" w:hAnsi="Times New Roman" w:cs="Times New Roman"/>
+        </w:rPr>
+      </w:pPr>
+    </w:p>
+    <w:p>
+      <w:pPr>
+        <w:ind w:left="360"/>
+        <w:rPr>
+          <w:rFonts w:ascii="Times New Roman" w:hAnsi="Times New Roman" w:cs="Times New Roman"/>
+        </w:rPr>
+      </w:pPr>
+      <w:r>
+        <w:rPr>
+          <w:rFonts w:ascii="Times New Roman" w:hAnsi="Times New Roman" w:cs="Times New Roman"/>
+        </w:rPr>
+        <w:t># Input text</w:t>
+      </w:r>
+    </w:p>
+    <w:p>
+      <w:pPr>
+        <w:ind w:left="360"/>
+        <w:rPr>
+          <w:rFonts w:ascii="Times New Roman" w:hAnsi="Times New Roman" w:cs="Times New Roman"/>
+        </w:rPr>
+      </w:pPr>
+      <w:r>
+        <w:rPr>
+          <w:rFonts w:ascii="Times New Roman" w:hAnsi="Times New Roman" w:cs="Times New Roman"/>
+        </w:rPr>
+        <w:t>text = "Natural Language Processing is an interesting field of Artificial Intelligence."</w:t>
+      </w:r>
+    </w:p>
+    <w:p>
+      <w:pPr>
+        <w:ind w:left="360"/>
+        <w:rPr>
+          <w:rFonts w:ascii="Times New Roman" w:hAnsi="Times New Roman" w:cs="Times New Roman"/>
+        </w:rPr>
+      </w:pPr>
+    </w:p>
+    <w:p>
+      <w:pPr>
+        <w:ind w:left="360"/>
+        <w:rPr>
+          <w:rFonts w:ascii="Times New Roman" w:hAnsi="Times New Roman" w:cs="Times New Roman"/>
+        </w:rPr>
+      </w:pPr>
+      <w:r>
+        <w:rPr>
+          <w:rFonts w:ascii="Times New Roman" w:hAnsi="Times New Roman" w:cs="Times New Roman"/>
+        </w:rPr>
+        <w:t># Tokenize the text into words</w:t>
+      </w:r>
+    </w:p>
+    <w:p>
+      <w:pPr>
+        <w:ind w:left="360"/>
+        <w:rPr>
+          <w:rFonts w:ascii="Times New Roman" w:hAnsi="Times New Roman" w:cs="Times New Roman"/>
+        </w:rPr>
+      </w:pPr>
+      <w:r>
+        <w:rPr>
+          <w:rFonts w:ascii="Times New Roman" w:hAnsi="Times New Roman" w:cs="Times New Roman"/>
+        </w:rPr>
+        <w:t>words = nltk.word_tokenize(text)</w:t>
+      </w:r>
+    </w:p>
+    <w:p>
+      <w:pPr>
+        <w:ind w:left="360"/>
+        <w:rPr>
+          <w:rFonts w:ascii="Times New Roman" w:hAnsi="Times New Roman" w:cs="Times New Roman"/>
+        </w:rPr>
+      </w:pPr>
+    </w:p>
+    <w:p>
+      <w:pPr>
+        <w:ind w:left="360"/>
+        <w:rPr>
+          <w:rFonts w:ascii="Times New Roman" w:hAnsi="Times New Roman" w:cs="Times New Roman"/>
+        </w:rPr>
+      </w:pPr>
+      <w:r>
+        <w:rPr>
+          <w:rFonts w:ascii="Times New Roman" w:hAnsi="Times New Roman" w:cs="Times New Roman"/>
+        </w:rPr>
+        <w:t># Perform Part-of-Speech Tagging</w:t>
+      </w:r>
+    </w:p>
+    <w:p>
+      <w:pPr>
+        <w:ind w:left="360"/>
+        <w:rPr>
+          <w:rFonts w:ascii="Times New Roman" w:hAnsi="Times New Roman" w:cs="Times New Roman"/>
+        </w:rPr>
+      </w:pPr>
+      <w:r>
+        <w:rPr>
+          <w:rFonts w:ascii="Times New Roman" w:hAnsi="Times New Roman" w:cs="Times New Roman"/>
+        </w:rPr>
+        <w:lastRenderedPageBreak/>
+        <w:t>pos_tags = nltk.pos_tag(words)</w:t>
+      </w:r>
+    </w:p>
+    <w:p>
+      <w:pPr>
+        <w:ind w:left="360"/>
+        <w:rPr>
+          <w:rFonts w:ascii="Times New Roman" w:hAnsi="Times New Roman" w:cs="Times New Roman"/>
+        </w:rPr>
+      </w:pPr>
+    </w:p>
+    <w:p>
+      <w:pPr>
+        <w:ind w:left="360"/>
+        <w:rPr>
+          <w:rFonts w:ascii="Times New Roman" w:hAnsi="Times New Roman" w:cs="Times New Roman"/>
+        </w:rPr>
+      </w:pPr>
+      <w:r>
+        <w:rPr>
+          <w:rFonts w:ascii="Times New Roman" w:hAnsi="Times New Roman" w:cs="Times New Roman"/>
+        </w:rPr>
+        <w:t># Display the result</w:t>
+      </w:r>
+    </w:p>
+    <w:p>
+      <w:pPr>
+        <w:ind w:left="360"/>
+        <w:rPr>
+          <w:rFonts w:ascii="Times New Roman" w:hAnsi="Times New Roman" w:cs="Times New Roman"/>
+        </w:rPr>
+      </w:pPr>
+      <w:r>
+        <w:rPr>
+          <w:rFonts w:ascii="Times New Roman" w:hAnsi="Times New Roman" w:cs="Times New Roman"/>
+        </w:rPr>
+        <w:t>print("Part-of-Speech Tags:\n")</w:t>
+      </w:r>
+    </w:p>
+    <w:p>
+      <w:pPr>
+        <w:ind w:left="360"/>
+        <w:rPr>
+          <w:rFonts w:ascii="Times New Roman" w:hAnsi="Times New Roman" w:cs="Times New Roman"/>
+        </w:rPr>
+      </w:pPr>
+    </w:p>
+    <w:p>
+      <w:pPr>
+        <w:ind w:left="360"/>
+        <w:rPr>
+          <w:rFonts w:ascii="Times New Roman" w:hAnsi="Times New Roman" w:cs="Times New Roman"/>
+        </w:rPr>
+      </w:pPr>
+      <w:r>
+        <w:rPr>
+          <w:rFonts w:ascii="Times New Roman" w:hAnsi="Times New Roman" w:cs="Times New Roman"/>
+        </w:rPr>
+        <w:t>for word, tag in pos_tags:</w:t>
+      </w:r>
+    </w:p>
+    <w:p>
+      <w:pPr>
+        <w:ind w:left="360"/>
+        <w:rPr>
+          <w:rFonts w:ascii="Times New Roman" w:hAnsi="Times New Roman" w:cs="Times New Roman"/>
+        </w:rPr>
+      </w:pPr>
+      <w:r>
+        <w:rPr>
+          <w:rFonts w:ascii="Times New Roman" w:hAnsi="Times New Roman" w:cs="Times New Roman"/>
+        </w:rPr>
+        <w:t xml:space="preserve">    print(word, ":", tag)</w:t>
+      </w:r>
+    </w:p>
+    <w:p>
+      <w:pPr>
+        <w:ind w:left="360"/>
+        <w:rPr>
+          <w:rFonts w:ascii="Times New Roman" w:hAnsi="Times New Roman" w:cs="Times New Roman"/>
+          <w:lang w:val="en-US"/>
+        </w:rPr>
+      </w:pPr>
+      <w:r>
+        <w:rPr>
+          <w:rFonts w:ascii="Times New Roman" w:hAnsi="Times New Roman" w:cs="Times New Roman"/>
+          <w:lang w:val="en-US"/>
+        </w:rPr>
+        <w:t xml:space="preserve"> </w:t>
+      </w:r>
+    </w:p>
+    <w:p>
+      <w:pPr>
+        <w:ind w:left="360"/>
+        <w:rPr>
+          <w:rFonts w:ascii="Times New Roman" w:hAnsi="Times New Roman" w:cs="Times New Roman"/>
+          <w:lang w:val="en-US"/>
+        </w:rPr>
+      </w:pPr>
+      <w:r>
+        <w:rPr>
+          <w:noProof/>
+        </w:rPr>
+        <w:drawing>
+          <wp:anchor distT="0" distB="0" distL="114300" distR="114300" simplePos="0" relativeHeight="251659264" behindDoc="0" locked="0" layoutInCell="1" allowOverlap="1" wp14:anchorId="7C597E5F" wp14:editId="2C18457A">
+            <wp:simplePos x="0" y="0"/>
+            <wp:positionH relativeFrom="column">
+              <wp:posOffset>-121920</wp:posOffset>
+            </wp:positionH>
+            <wp:positionV relativeFrom="paragraph">
+              <wp:posOffset>344805</wp:posOffset>
+            </wp:positionV>
+            <wp:extent cx="6431280" cy="4152900"/>
+            <wp:effectExtent l="0" t="0" r="7620" b="0"/>
+            <wp:wrapSquare wrapText="bothSides"/>
+            <wp:docPr id="7" name="Picture 7"/>
+            <wp:cNvGraphicFramePr>
+              <a:graphicFrameLocks xmlns:a="http://schemas.openxmlformats.org/drawingml/2006/main" noChangeAspect="1"/>
+            </wp:cNvGraphicFramePr>
+            <a:graphic xmlns:a="http://schemas.openxmlformats.org/drawingml/2006/main">
+              <a:graphicData uri="http://schemas.openxmlformats.org/drawingml/2006/picture">
+                <pic:pic xmlns:pic="http://schemas.openxmlformats.org/drawingml/2006/picture">
+                  <pic:nvPicPr>
+                    <pic:cNvPr id="0" name="Picture 1"/>
+                    <pic:cNvPicPr>
+                      <a:picLocks noChangeAspect="1" noChangeArrowheads="1"/>
+                    </pic:cNvPicPr>
+                  </pic:nvPicPr>
+                  <pic:blipFill>
+                    <a:blip r:embed="rId11">
+                      <a:extLst>
+                        <a:ext uri="{28A0092B-C50C-407E-A947-70E740481C1C}">
+                          <a14:useLocalDpi xmlns:a14="http://schemas.microsoft.com/office/drawing/2010/main" val="0"/>
+                        </a:ext>
+                      </a:extLst>
+                    </a:blip>
+                    <a:srcRect/>
+                    <a:stretch>
+                      <a:fillRect/>
+                    </a:stretch>
+                  </pic:blipFill>
+                  <pic:spPr bwMode="auto">
+                    <a:xfrm>
+                      <a:off x="0" y="0"/>
+                      <a:ext cx="6431280" cy="4152900"/>
+                    </a:xfrm>
+                    <a:prstGeom prst="rect">
+                      <a:avLst/>
+                    </a:prstGeom>
+                    <a:noFill/>
+                    <a:ln>
+                      <a:noFill/>
+                    </a:ln>
+                  </pic:spPr>
+                </pic:pic>
+              </a:graphicData>
+            </a:graphic>
+            <wp14:sizeRelV relativeFrom="margin">
+              <wp14:pctHeight>0</wp14:pctHeight>
+            </wp14:sizeRelV>
+          </wp:anchor>
+        </w:drawing>
+      </w:r>
       <w:r>
         <w:rPr>
           <w:rFonts w:ascii="Times New Roman" w:hAnsi="Times New Roman" w:cs="Times New Roman"/>
@@ -1992,16 +1683,1535 @@
         </w:rPr>
         <w:t>OUTPUT ;</w:t>
       </w:r>
-      <w:proofErr w:type="gramEnd"/>
-    </w:p>
-    <w:p>
-      <w:pPr>
-        <w:ind w:left="360"/>
-        <w:rPr>
-          <w:rFonts w:ascii="Times New Roman" w:hAnsi="Times New Roman" w:cs="Times New Roman"/>
-          <w:lang w:val="en-US"/>
-        </w:rPr>
-      </w:pPr>
+    </w:p>
+    <w:p>
+      <w:pPr>
+        <w:rPr>
+          <w:rFonts w:ascii="Times New Roman" w:hAnsi="Times New Roman" w:cs="Times New Roman"/>
+          <w:lang w:val="en-US"/>
+        </w:rPr>
+      </w:pPr>
+    </w:p>
+    <w:p>
+      <w:pPr>
+        <w:rPr>
+          <w:rFonts w:ascii="Times New Roman" w:hAnsi="Times New Roman" w:cs="Times New Roman"/>
+          <w:lang w:val="en-US"/>
+        </w:rPr>
+      </w:pPr>
+      <w:r>
+        <w:rPr>
+          <w:rFonts w:ascii="Times New Roman" w:hAnsi="Times New Roman" w:cs="Times New Roman"/>
+          <w:lang w:val="en-US"/>
+        </w:rPr>
+        <w:t>8.</w:t>
+      </w:r>
+      <w:r>
+        <w:rPr>
+          <w:rFonts w:ascii="Times New Roman" w:hAnsi="Times New Roman" w:cs="Times New Roman"/>
+          <w:lang w:val="en-US"/>
+        </w:rPr>
+        <w:t>Implement a simple stochastic part-of-speech tagging algorithm using a basic probabilistic</w:t>
+      </w:r>
+    </w:p>
+    <w:p>
+      <w:pPr>
+        <w:rPr>
+          <w:rFonts w:ascii="Times New Roman" w:hAnsi="Times New Roman" w:cs="Times New Roman"/>
+          <w:lang w:val="en-US"/>
+        </w:rPr>
+      </w:pPr>
+      <w:r>
+        <w:rPr>
+          <w:rFonts w:ascii="Times New Roman" w:hAnsi="Times New Roman" w:cs="Times New Roman"/>
+          <w:lang w:val="en-US"/>
+        </w:rPr>
+        <w:t>model to assign POS tags using python.</w:t>
+      </w:r>
+    </w:p>
+    <w:p>
+      <w:pPr>
+        <w:rPr>
+          <w:rFonts w:ascii="Times New Roman" w:hAnsi="Times New Roman" w:cs="Times New Roman"/>
+          <w:lang w:val="en-US"/>
+        </w:rPr>
+      </w:pPr>
+      <w:r>
+        <w:rPr>
+          <w:rFonts w:ascii="Times New Roman" w:hAnsi="Times New Roman" w:cs="Times New Roman"/>
+          <w:lang w:val="en-US"/>
+        </w:rPr>
+        <w:t>A</w:t>
+      </w:r>
+      <w:r>
+        <w:rPr>
+          <w:rFonts w:ascii="Times New Roman" w:hAnsi="Times New Roman" w:cs="Times New Roman"/>
+          <w:lang w:val="en-US"/>
+        </w:rPr>
+        <w:t>.</w:t>
+      </w:r>
+      <w:r>
+        <w:t xml:space="preserve"> </w:t>
+      </w:r>
+      <w:r>
+        <w:rPr>
+          <w:rFonts w:ascii="Times New Roman" w:hAnsi="Times New Roman" w:cs="Times New Roman"/>
+          <w:lang w:val="en-US"/>
+        </w:rPr>
+        <w:t># Install and import NLTK</w:t>
+      </w:r>
+    </w:p>
+    <w:p>
+      <w:pPr>
+        <w:rPr>
+          <w:rFonts w:ascii="Times New Roman" w:hAnsi="Times New Roman" w:cs="Times New Roman"/>
+          <w:lang w:val="en-US"/>
+        </w:rPr>
+      </w:pPr>
+      <w:r>
+        <w:rPr>
+          <w:rFonts w:ascii="Times New Roman" w:hAnsi="Times New Roman" w:cs="Times New Roman"/>
+          <w:lang w:val="en-US"/>
+        </w:rPr>
+        <w:t>import nltk</w:t>
+      </w:r>
+    </w:p>
+    <w:p>
+      <w:pPr>
+        <w:rPr>
+          <w:rFonts w:ascii="Times New Roman" w:hAnsi="Times New Roman" w:cs="Times New Roman"/>
+          <w:lang w:val="en-US"/>
+        </w:rPr>
+      </w:pPr>
+      <w:r>
+        <w:rPr>
+          <w:rFonts w:ascii="Times New Roman" w:hAnsi="Times New Roman" w:cs="Times New Roman"/>
+          <w:lang w:val="en-US"/>
+        </w:rPr>
+        <w:t># Download required resources</w:t>
+      </w:r>
+    </w:p>
+    <w:p>
+      <w:pPr>
+        <w:rPr>
+          <w:rFonts w:ascii="Times New Roman" w:hAnsi="Times New Roman" w:cs="Times New Roman"/>
+          <w:lang w:val="en-US"/>
+        </w:rPr>
+      </w:pPr>
+      <w:r>
+        <w:rPr>
+          <w:rFonts w:ascii="Times New Roman" w:hAnsi="Times New Roman" w:cs="Times New Roman"/>
+          <w:lang w:val="en-US"/>
+        </w:rPr>
+        <w:lastRenderedPageBreak/>
+        <w:t>nltk.download('punkt')</w:t>
+      </w:r>
+    </w:p>
+    <w:p>
+      <w:pPr>
+        <w:rPr>
+          <w:rFonts w:ascii="Times New Roman" w:hAnsi="Times New Roman" w:cs="Times New Roman"/>
+          <w:lang w:val="en-US"/>
+        </w:rPr>
+      </w:pPr>
+      <w:r>
+        <w:rPr>
+          <w:rFonts w:ascii="Times New Roman" w:hAnsi="Times New Roman" w:cs="Times New Roman"/>
+          <w:lang w:val="en-US"/>
+        </w:rPr>
+        <w:t>nltk.download('punkt_tab')</w:t>
+      </w:r>
+    </w:p>
+    <w:p>
+      <w:pPr>
+        <w:rPr>
+          <w:rFonts w:ascii="Times New Roman" w:hAnsi="Times New Roman" w:cs="Times New Roman"/>
+          <w:lang w:val="en-US"/>
+        </w:rPr>
+      </w:pPr>
+      <w:r>
+        <w:rPr>
+          <w:rFonts w:ascii="Times New Roman" w:hAnsi="Times New Roman" w:cs="Times New Roman"/>
+          <w:lang w:val="en-US"/>
+        </w:rPr>
+        <w:t>nltk.download('averaged_perceptron_tagger')</w:t>
+      </w:r>
+    </w:p>
+    <w:p>
+      <w:pPr>
+        <w:rPr>
+          <w:rFonts w:ascii="Times New Roman" w:hAnsi="Times New Roman" w:cs="Times New Roman"/>
+          <w:lang w:val="en-US"/>
+        </w:rPr>
+      </w:pPr>
+      <w:r>
+        <w:rPr>
+          <w:rFonts w:ascii="Times New Roman" w:hAnsi="Times New Roman" w:cs="Times New Roman"/>
+          <w:lang w:val="en-US"/>
+        </w:rPr>
+        <w:t>nltk.download('averaged_perceptron_tagger_eng')</w:t>
+      </w:r>
+    </w:p>
+    <w:p>
+      <w:pPr>
+        <w:rPr>
+          <w:rFonts w:ascii="Times New Roman" w:hAnsi="Times New Roman" w:cs="Times New Roman"/>
+          <w:lang w:val="en-US"/>
+        </w:rPr>
+      </w:pPr>
+    </w:p>
+    <w:p>
+      <w:pPr>
+        <w:rPr>
+          <w:rFonts w:ascii="Times New Roman" w:hAnsi="Times New Roman" w:cs="Times New Roman"/>
+          <w:lang w:val="en-US"/>
+        </w:rPr>
+      </w:pPr>
+      <w:r>
+        <w:rPr>
+          <w:rFonts w:ascii="Times New Roman" w:hAnsi="Times New Roman" w:cs="Times New Roman"/>
+          <w:lang w:val="en-US"/>
+        </w:rPr>
+        <w:t># Input sentence</w:t>
+      </w:r>
+    </w:p>
+    <w:p>
+      <w:pPr>
+        <w:rPr>
+          <w:rFonts w:ascii="Times New Roman" w:hAnsi="Times New Roman" w:cs="Times New Roman"/>
+          <w:lang w:val="en-US"/>
+        </w:rPr>
+      </w:pPr>
+      <w:r>
+        <w:rPr>
+          <w:rFonts w:ascii="Times New Roman" w:hAnsi="Times New Roman" w:cs="Times New Roman"/>
+          <w:lang w:val="en-US"/>
+        </w:rPr>
+        <w:t>sentence = "The cat is sitting on the mat."</w:t>
+      </w:r>
+    </w:p>
+    <w:p>
+      <w:pPr>
+        <w:rPr>
+          <w:rFonts w:ascii="Times New Roman" w:hAnsi="Times New Roman" w:cs="Times New Roman"/>
+          <w:lang w:val="en-US"/>
+        </w:rPr>
+      </w:pPr>
+    </w:p>
+    <w:p>
+      <w:pPr>
+        <w:rPr>
+          <w:rFonts w:ascii="Times New Roman" w:hAnsi="Times New Roman" w:cs="Times New Roman"/>
+          <w:lang w:val="en-US"/>
+        </w:rPr>
+      </w:pPr>
+      <w:r>
+        <w:rPr>
+          <w:rFonts w:ascii="Times New Roman" w:hAnsi="Times New Roman" w:cs="Times New Roman"/>
+          <w:lang w:val="en-US"/>
+        </w:rPr>
+        <w:t># Tokenize the sentence</w:t>
+      </w:r>
+    </w:p>
+    <w:p>
+      <w:pPr>
+        <w:rPr>
+          <w:rFonts w:ascii="Times New Roman" w:hAnsi="Times New Roman" w:cs="Times New Roman"/>
+          <w:lang w:val="en-US"/>
+        </w:rPr>
+      </w:pPr>
+      <w:r>
+        <w:rPr>
+          <w:rFonts w:ascii="Times New Roman" w:hAnsi="Times New Roman" w:cs="Times New Roman"/>
+          <w:lang w:val="en-US"/>
+        </w:rPr>
+        <w:t>words = nltk.word_tokenize(sentence)</w:t>
+      </w:r>
+    </w:p>
+    <w:p>
+      <w:pPr>
+        <w:rPr>
+          <w:rFonts w:ascii="Times New Roman" w:hAnsi="Times New Roman" w:cs="Times New Roman"/>
+          <w:lang w:val="en-US"/>
+        </w:rPr>
+      </w:pPr>
+    </w:p>
+    <w:p>
+      <w:pPr>
+        <w:rPr>
+          <w:rFonts w:ascii="Times New Roman" w:hAnsi="Times New Roman" w:cs="Times New Roman"/>
+          <w:lang w:val="en-US"/>
+        </w:rPr>
+      </w:pPr>
+      <w:r>
+        <w:rPr>
+          <w:rFonts w:ascii="Times New Roman" w:hAnsi="Times New Roman" w:cs="Times New Roman"/>
+          <w:lang w:val="en-US"/>
+        </w:rPr>
+        <w:t># Perform probabilistic POS tagging</w:t>
+      </w:r>
+    </w:p>
+    <w:p>
+      <w:pPr>
+        <w:rPr>
+          <w:rFonts w:ascii="Times New Roman" w:hAnsi="Times New Roman" w:cs="Times New Roman"/>
+          <w:lang w:val="en-US"/>
+        </w:rPr>
+      </w:pPr>
+      <w:r>
+        <w:rPr>
+          <w:rFonts w:ascii="Times New Roman" w:hAnsi="Times New Roman" w:cs="Times New Roman"/>
+          <w:lang w:val="en-US"/>
+        </w:rPr>
+        <w:t>pos_tags = nltk.pos_tag(words)</w:t>
+      </w:r>
+    </w:p>
+    <w:p>
+      <w:pPr>
+        <w:rPr>
+          <w:rFonts w:ascii="Times New Roman" w:hAnsi="Times New Roman" w:cs="Times New Roman"/>
+          <w:lang w:val="en-US"/>
+        </w:rPr>
+      </w:pPr>
+    </w:p>
+    <w:p>
+      <w:pPr>
+        <w:rPr>
+          <w:rFonts w:ascii="Times New Roman" w:hAnsi="Times New Roman" w:cs="Times New Roman"/>
+          <w:lang w:val="en-US"/>
+        </w:rPr>
+      </w:pPr>
+      <w:r>
+        <w:rPr>
+          <w:rFonts w:ascii="Times New Roman" w:hAnsi="Times New Roman" w:cs="Times New Roman"/>
+          <w:lang w:val="en-US"/>
+        </w:rPr>
+        <w:t># Display results</w:t>
+      </w:r>
+    </w:p>
+    <w:p>
+      <w:pPr>
+        <w:rPr>
+          <w:rFonts w:ascii="Times New Roman" w:hAnsi="Times New Roman" w:cs="Times New Roman"/>
+          <w:lang w:val="en-US"/>
+        </w:rPr>
+      </w:pPr>
+      <w:r>
+        <w:rPr>
+          <w:rFonts w:ascii="Times New Roman" w:hAnsi="Times New Roman" w:cs="Times New Roman"/>
+          <w:lang w:val="en-US"/>
+        </w:rPr>
+        <w:t>print("Stochastic (Probabilistic) POS Tagging:\n")</w:t>
+      </w:r>
+    </w:p>
+    <w:p>
+      <w:pPr>
+        <w:rPr>
+          <w:rFonts w:ascii="Times New Roman" w:hAnsi="Times New Roman" w:cs="Times New Roman"/>
+          <w:lang w:val="en-US"/>
+        </w:rPr>
+      </w:pPr>
+    </w:p>
+    <w:p>
+      <w:pPr>
+        <w:rPr>
+          <w:rFonts w:ascii="Times New Roman" w:hAnsi="Times New Roman" w:cs="Times New Roman"/>
+          <w:lang w:val="en-US"/>
+        </w:rPr>
+      </w:pPr>
+      <w:r>
+        <w:rPr>
+          <w:rFonts w:ascii="Times New Roman" w:hAnsi="Times New Roman" w:cs="Times New Roman"/>
+          <w:lang w:val="en-US"/>
+        </w:rPr>
+        <w:t>for word, tag in pos_tags:</w:t>
+      </w:r>
+    </w:p>
+    <w:p>
+      <w:pPr>
+        <w:rPr>
+          <w:rFonts w:ascii="Times New Roman" w:hAnsi="Times New Roman" w:cs="Times New Roman"/>
+          <w:lang w:val="en-US"/>
+        </w:rPr>
+      </w:pPr>
+      <w:r>
+        <w:rPr>
+          <w:rFonts w:ascii="Times New Roman" w:hAnsi="Times New Roman" w:cs="Times New Roman"/>
+          <w:lang w:val="en-US"/>
+        </w:rPr>
+        <w:t xml:space="preserve">    print(f"{word:10} --&gt; {tag}")</w:t>
+      </w:r>
+    </w:p>
+    <w:p>
+      <w:pPr>
+        <w:rPr>
+          <w:rFonts w:ascii="Times New Roman" w:hAnsi="Times New Roman" w:cs="Times New Roman"/>
+          <w:lang w:val="en-US"/>
+        </w:rPr>
+      </w:pPr>
+      <w:r>
+        <w:rPr>
+          <w:rFonts w:ascii="Times New Roman" w:hAnsi="Times New Roman" w:cs="Times New Roman"/>
+          <w:lang w:val="en-US"/>
+        </w:rPr>
+        <w:t>OUTPUT;</w:t>
+      </w:r>
+    </w:p>
+    <w:p>
+      <w:pPr>
+        <w:rPr>
+          <w:rFonts w:ascii="Times New Roman" w:hAnsi="Times New Roman" w:cs="Times New Roman"/>
+          <w:lang w:val="en-US"/>
+        </w:rPr>
+      </w:pPr>
+    </w:p>
+    <w:p>
+      <w:pPr>
+        <w:rPr>
+          <w:rFonts w:ascii="Times New Roman" w:hAnsi="Times New Roman" w:cs="Times New Roman"/>
+          <w:lang w:val="en-US"/>
+        </w:rPr>
+      </w:pPr>
+      <w:r>
+        <w:rPr>
+          <w:lang w:val="en-US"/>
+        </w:rPr>
+        <w:drawing>
+          <wp:inline distT="0" distB="0" distL="0" distR="0" wp14:anchorId="1D23944C" wp14:editId="2EF02969">
+            <wp:extent cx="6141720" cy="2461260"/>
+            <wp:effectExtent l="0" t="0" r="0" b="0"/>
+            <wp:docPr id="8" name="Picture 8"/>
+            <wp:cNvGraphicFramePr>
+              <a:graphicFrameLocks xmlns:a="http://schemas.openxmlformats.org/drawingml/2006/main" noChangeAspect="1"/>
+            </wp:cNvGraphicFramePr>
+            <a:graphic xmlns:a="http://schemas.openxmlformats.org/drawingml/2006/main">
+              <a:graphicData uri="http://schemas.openxmlformats.org/drawingml/2006/picture">
+                <pic:pic xmlns:pic="http://schemas.openxmlformats.org/drawingml/2006/picture">
+                  <pic:nvPicPr>
+                    <pic:cNvPr id="1" name=""/>
+                    <pic:cNvPicPr/>
+                  </pic:nvPicPr>
+                  <pic:blipFill>
+                    <a:blip r:embed="rId12"/>
+                    <a:stretch>
+                      <a:fillRect/>
+                    </a:stretch>
+                  </pic:blipFill>
+                  <pic:spPr>
+                    <a:xfrm>
+                      <a:off x="0" y="0"/>
+                      <a:ext cx="6141720" cy="2461260"/>
+                    </a:xfrm>
+                    <a:prstGeom prst="rect">
+                      <a:avLst/>
+                    </a:prstGeom>
+                  </pic:spPr>
+                </pic:pic>
+              </a:graphicData>
+            </a:graphic>
+          </wp:inline>
+        </w:drawing>
+      </w:r>
+    </w:p>
+    <w:p>
+      <w:pPr>
+        <w:rPr>
+          <w:rFonts w:ascii="Times New Roman" w:hAnsi="Times New Roman" w:cs="Times New Roman"/>
+          <w:lang w:val="en-US"/>
+        </w:rPr>
+      </w:pPr>
+      <w:r>
+        <w:rPr>
+          <w:rFonts w:ascii="Times New Roman" w:hAnsi="Times New Roman" w:cs="Times New Roman"/>
+          <w:lang w:val="en-US"/>
+        </w:rPr>
+        <w:lastRenderedPageBreak/>
+        <w:t>9.</w:t>
+      </w:r>
+      <w:r>
+        <w:rPr>
+          <w:rFonts w:ascii="Times New Roman" w:hAnsi="Times New Roman" w:cs="Times New Roman"/>
+          <w:lang w:val="en-US"/>
+        </w:rPr>
+        <w:t>Implement a rule-based part-of-speech tagging system using regular expressions using python.</w:t>
+      </w:r>
+    </w:p>
+    <w:p>
+      <w:pPr>
+        <w:rPr>
+          <w:rFonts w:ascii="Times New Roman" w:hAnsi="Times New Roman" w:cs="Times New Roman"/>
+          <w:lang w:val="en-US"/>
+        </w:rPr>
+      </w:pPr>
+      <w:r>
+        <w:rPr>
+          <w:rFonts w:ascii="Times New Roman" w:hAnsi="Times New Roman" w:cs="Times New Roman"/>
+          <w:lang w:val="en-US"/>
+        </w:rPr>
+        <w:t>A.</w:t>
+      </w:r>
+      <w:r>
+        <w:t xml:space="preserve"> </w:t>
+      </w:r>
+      <w:r>
+        <w:rPr>
+          <w:rFonts w:ascii="Times New Roman" w:hAnsi="Times New Roman" w:cs="Times New Roman"/>
+          <w:lang w:val="en-US"/>
+        </w:rPr>
+        <w:t>import nltk</w:t>
+      </w:r>
+    </w:p>
+    <w:p>
+      <w:pPr>
+        <w:rPr>
+          <w:rFonts w:ascii="Times New Roman" w:hAnsi="Times New Roman" w:cs="Times New Roman"/>
+          <w:lang w:val="en-US"/>
+        </w:rPr>
+      </w:pPr>
+      <w:r>
+        <w:rPr>
+          <w:rFonts w:ascii="Times New Roman" w:hAnsi="Times New Roman" w:cs="Times New Roman"/>
+          <w:lang w:val="en-US"/>
+        </w:rPr>
+        <w:t>from nltk.tag import RegexpTagger</w:t>
+      </w:r>
+    </w:p>
+    <w:p>
+      <w:pPr>
+        <w:rPr>
+          <w:rFonts w:ascii="Times New Roman" w:hAnsi="Times New Roman" w:cs="Times New Roman"/>
+          <w:lang w:val="en-US"/>
+        </w:rPr>
+      </w:pPr>
+    </w:p>
+    <w:p>
+      <w:pPr>
+        <w:rPr>
+          <w:rFonts w:ascii="Times New Roman" w:hAnsi="Times New Roman" w:cs="Times New Roman"/>
+          <w:lang w:val="en-US"/>
+        </w:rPr>
+      </w:pPr>
+      <w:r>
+        <w:rPr>
+          <w:rFonts w:ascii="Times New Roman" w:hAnsi="Times New Roman" w:cs="Times New Roman"/>
+          <w:lang w:val="en-US"/>
+        </w:rPr>
+        <w:t># Download tokenizer</w:t>
+      </w:r>
+    </w:p>
+    <w:p>
+      <w:pPr>
+        <w:rPr>
+          <w:rFonts w:ascii="Times New Roman" w:hAnsi="Times New Roman" w:cs="Times New Roman"/>
+          <w:lang w:val="en-US"/>
+        </w:rPr>
+      </w:pPr>
+      <w:r>
+        <w:rPr>
+          <w:rFonts w:ascii="Times New Roman" w:hAnsi="Times New Roman" w:cs="Times New Roman"/>
+          <w:lang w:val="en-US"/>
+        </w:rPr>
+        <w:t>nltk.download('punkt')</w:t>
+      </w:r>
+    </w:p>
+    <w:p>
+      <w:pPr>
+        <w:rPr>
+          <w:rFonts w:ascii="Times New Roman" w:hAnsi="Times New Roman" w:cs="Times New Roman"/>
+          <w:lang w:val="en-US"/>
+        </w:rPr>
+      </w:pPr>
+    </w:p>
+    <w:p>
+      <w:pPr>
+        <w:rPr>
+          <w:rFonts w:ascii="Times New Roman" w:hAnsi="Times New Roman" w:cs="Times New Roman"/>
+          <w:lang w:val="en-US"/>
+        </w:rPr>
+      </w:pPr>
+      <w:r>
+        <w:rPr>
+          <w:rFonts w:ascii="Times New Roman" w:hAnsi="Times New Roman" w:cs="Times New Roman"/>
+          <w:lang w:val="en-US"/>
+        </w:rPr>
+        <w:t># Define rules</w:t>
+      </w:r>
+    </w:p>
+    <w:p>
+      <w:pPr>
+        <w:rPr>
+          <w:rFonts w:ascii="Times New Roman" w:hAnsi="Times New Roman" w:cs="Times New Roman"/>
+          <w:lang w:val="en-US"/>
+        </w:rPr>
+      </w:pPr>
+      <w:r>
+        <w:rPr>
+          <w:rFonts w:ascii="Times New Roman" w:hAnsi="Times New Roman" w:cs="Times New Roman"/>
+          <w:lang w:val="en-US"/>
+        </w:rPr>
+        <w:t>patterns = [</w:t>
+      </w:r>
+    </w:p>
+    <w:p>
+      <w:pPr>
+        <w:rPr>
+          <w:rFonts w:ascii="Times New Roman" w:hAnsi="Times New Roman" w:cs="Times New Roman"/>
+          <w:lang w:val="en-US"/>
+        </w:rPr>
+      </w:pPr>
+      <w:r>
+        <w:rPr>
+          <w:rFonts w:ascii="Times New Roman" w:hAnsi="Times New Roman" w:cs="Times New Roman"/>
+          <w:lang w:val="en-US"/>
+        </w:rPr>
+        <w:t xml:space="preserve">    (r'.*ing$', 'VBG'),</w:t>
+      </w:r>
+    </w:p>
+    <w:p>
+      <w:pPr>
+        <w:rPr>
+          <w:rFonts w:ascii="Times New Roman" w:hAnsi="Times New Roman" w:cs="Times New Roman"/>
+          <w:lang w:val="en-US"/>
+        </w:rPr>
+      </w:pPr>
+      <w:r>
+        <w:rPr>
+          <w:rFonts w:ascii="Times New Roman" w:hAnsi="Times New Roman" w:cs="Times New Roman"/>
+          <w:lang w:val="en-US"/>
+        </w:rPr>
+        <w:t xml:space="preserve">    (r'.*ed$', 'VBD'),</w:t>
+      </w:r>
+    </w:p>
+    <w:p>
+      <w:pPr>
+        <w:rPr>
+          <w:rFonts w:ascii="Times New Roman" w:hAnsi="Times New Roman" w:cs="Times New Roman"/>
+          <w:lang w:val="en-US"/>
+        </w:rPr>
+      </w:pPr>
+      <w:r>
+        <w:rPr>
+          <w:rFonts w:ascii="Times New Roman" w:hAnsi="Times New Roman" w:cs="Times New Roman"/>
+          <w:lang w:val="en-US"/>
+        </w:rPr>
+        <w:t xml:space="preserve">    (r'.*ly$', 'RB'),</w:t>
+      </w:r>
+    </w:p>
+    <w:p>
+      <w:pPr>
+        <w:rPr>
+          <w:rFonts w:ascii="Times New Roman" w:hAnsi="Times New Roman" w:cs="Times New Roman"/>
+          <w:lang w:val="en-US"/>
+        </w:rPr>
+      </w:pPr>
+      <w:r>
+        <w:rPr>
+          <w:rFonts w:ascii="Times New Roman" w:hAnsi="Times New Roman" w:cs="Times New Roman"/>
+          <w:lang w:val="en-US"/>
+        </w:rPr>
+        <w:t xml:space="preserve">    (r'.*s$', 'NNS'),</w:t>
+      </w:r>
+    </w:p>
+    <w:p>
+      <w:pPr>
+        <w:rPr>
+          <w:rFonts w:ascii="Times New Roman" w:hAnsi="Times New Roman" w:cs="Times New Roman"/>
+          <w:lang w:val="en-US"/>
+        </w:rPr>
+      </w:pPr>
+      <w:r>
+        <w:rPr>
+          <w:rFonts w:ascii="Times New Roman" w:hAnsi="Times New Roman" w:cs="Times New Roman"/>
+          <w:lang w:val="en-US"/>
+        </w:rPr>
+        <w:t xml:space="preserve">    (r'.*', 'NN')</w:t>
+      </w:r>
+    </w:p>
+    <w:p>
+      <w:pPr>
+        <w:rPr>
+          <w:rFonts w:ascii="Times New Roman" w:hAnsi="Times New Roman" w:cs="Times New Roman"/>
+          <w:lang w:val="en-US"/>
+        </w:rPr>
+      </w:pPr>
+      <w:r>
+        <w:rPr>
+          <w:rFonts w:ascii="Times New Roman" w:hAnsi="Times New Roman" w:cs="Times New Roman"/>
+          <w:lang w:val="en-US"/>
+        </w:rPr>
+        <w:t>]</w:t>
+      </w:r>
+    </w:p>
+    <w:p>
+      <w:pPr>
+        <w:rPr>
+          <w:rFonts w:ascii="Times New Roman" w:hAnsi="Times New Roman" w:cs="Times New Roman"/>
+          <w:lang w:val="en-US"/>
+        </w:rPr>
+      </w:pPr>
+    </w:p>
+    <w:p>
+      <w:pPr>
+        <w:rPr>
+          <w:rFonts w:ascii="Times New Roman" w:hAnsi="Times New Roman" w:cs="Times New Roman"/>
+          <w:lang w:val="en-US"/>
+        </w:rPr>
+      </w:pPr>
+      <w:r>
+        <w:rPr>
+          <w:rFonts w:ascii="Times New Roman" w:hAnsi="Times New Roman" w:cs="Times New Roman"/>
+          <w:lang w:val="en-US"/>
+        </w:rPr>
+        <w:t># Create rule-based tagger</w:t>
+      </w:r>
+    </w:p>
+    <w:p>
+      <w:pPr>
+        <w:rPr>
+          <w:rFonts w:ascii="Times New Roman" w:hAnsi="Times New Roman" w:cs="Times New Roman"/>
+          <w:lang w:val="en-US"/>
+        </w:rPr>
+      </w:pPr>
+      <w:r>
+        <w:rPr>
+          <w:rFonts w:ascii="Times New Roman" w:hAnsi="Times New Roman" w:cs="Times New Roman"/>
+          <w:lang w:val="en-US"/>
+        </w:rPr>
+        <w:t>tagger = RegexpTagger(patterns)</w:t>
+      </w:r>
+    </w:p>
+    <w:p>
+      <w:pPr>
+        <w:rPr>
+          <w:rFonts w:ascii="Times New Roman" w:hAnsi="Times New Roman" w:cs="Times New Roman"/>
+          <w:lang w:val="en-US"/>
+        </w:rPr>
+      </w:pPr>
+    </w:p>
+    <w:p>
+      <w:pPr>
+        <w:rPr>
+          <w:rFonts w:ascii="Times New Roman" w:hAnsi="Times New Roman" w:cs="Times New Roman"/>
+          <w:lang w:val="en-US"/>
+        </w:rPr>
+      </w:pPr>
+      <w:r>
+        <w:rPr>
+          <w:rFonts w:ascii="Times New Roman" w:hAnsi="Times New Roman" w:cs="Times New Roman"/>
+          <w:lang w:val="en-US"/>
+        </w:rPr>
+        <w:t># Input sentence</w:t>
+      </w:r>
+    </w:p>
+    <w:p>
+      <w:pPr>
+        <w:rPr>
+          <w:rFonts w:ascii="Times New Roman" w:hAnsi="Times New Roman" w:cs="Times New Roman"/>
+          <w:lang w:val="en-US"/>
+        </w:rPr>
+      </w:pPr>
+      <w:r>
+        <w:rPr>
+          <w:rFonts w:ascii="Times New Roman" w:hAnsi="Times New Roman" w:cs="Times New Roman"/>
+          <w:lang w:val="en-US"/>
+        </w:rPr>
+        <w:t>sentence = "Students are studying happily"</w:t>
+      </w:r>
+    </w:p>
+    <w:p>
+      <w:pPr>
+        <w:rPr>
+          <w:rFonts w:ascii="Times New Roman" w:hAnsi="Times New Roman" w:cs="Times New Roman"/>
+          <w:lang w:val="en-US"/>
+        </w:rPr>
+      </w:pPr>
+    </w:p>
+    <w:p>
+      <w:pPr>
+        <w:rPr>
+          <w:rFonts w:ascii="Times New Roman" w:hAnsi="Times New Roman" w:cs="Times New Roman"/>
+          <w:lang w:val="en-US"/>
+        </w:rPr>
+      </w:pPr>
+      <w:r>
+        <w:rPr>
+          <w:rFonts w:ascii="Times New Roman" w:hAnsi="Times New Roman" w:cs="Times New Roman"/>
+          <w:lang w:val="en-US"/>
+        </w:rPr>
+        <w:t># Split sentence into words</w:t>
+      </w:r>
+    </w:p>
+    <w:p>
+      <w:pPr>
+        <w:rPr>
+          <w:rFonts w:ascii="Times New Roman" w:hAnsi="Times New Roman" w:cs="Times New Roman"/>
+          <w:lang w:val="en-US"/>
+        </w:rPr>
+      </w:pPr>
+      <w:r>
+        <w:rPr>
+          <w:rFonts w:ascii="Times New Roman" w:hAnsi="Times New Roman" w:cs="Times New Roman"/>
+          <w:lang w:val="en-US"/>
+        </w:rPr>
+        <w:t>words = nltk.word_tokenize(sentence)</w:t>
+      </w:r>
+    </w:p>
+    <w:p>
+      <w:pPr>
+        <w:rPr>
+          <w:rFonts w:ascii="Times New Roman" w:hAnsi="Times New Roman" w:cs="Times New Roman"/>
+          <w:lang w:val="en-US"/>
+        </w:rPr>
+      </w:pPr>
+    </w:p>
+    <w:p>
+      <w:pPr>
+        <w:rPr>
+          <w:rFonts w:ascii="Times New Roman" w:hAnsi="Times New Roman" w:cs="Times New Roman"/>
+          <w:lang w:val="en-US"/>
+        </w:rPr>
+      </w:pPr>
+      <w:r>
+        <w:rPr>
+          <w:rFonts w:ascii="Times New Roman" w:hAnsi="Times New Roman" w:cs="Times New Roman"/>
+          <w:lang w:val="en-US"/>
+        </w:rPr>
+        <w:t># Tag the words</w:t>
+      </w:r>
+    </w:p>
+    <w:p>
+      <w:pPr>
+        <w:rPr>
+          <w:rFonts w:ascii="Times New Roman" w:hAnsi="Times New Roman" w:cs="Times New Roman"/>
+          <w:lang w:val="en-US"/>
+        </w:rPr>
+      </w:pPr>
+      <w:r>
+        <w:rPr>
+          <w:rFonts w:ascii="Times New Roman" w:hAnsi="Times New Roman" w:cs="Times New Roman"/>
+          <w:lang w:val="en-US"/>
+        </w:rPr>
+        <w:t>result = tagger.tag(words)</w:t>
+      </w:r>
+    </w:p>
+    <w:p>
+      <w:pPr>
+        <w:rPr>
+          <w:rFonts w:ascii="Times New Roman" w:hAnsi="Times New Roman" w:cs="Times New Roman"/>
+          <w:lang w:val="en-US"/>
+        </w:rPr>
+      </w:pPr>
+    </w:p>
+    <w:p>
+      <w:pPr>
+        <w:rPr>
+          <w:rFonts w:ascii="Times New Roman" w:hAnsi="Times New Roman" w:cs="Times New Roman"/>
+          <w:lang w:val="en-US"/>
+        </w:rPr>
+      </w:pPr>
+      <w:r>
+        <w:rPr>
+          <w:rFonts w:ascii="Times New Roman" w:hAnsi="Times New Roman" w:cs="Times New Roman"/>
+          <w:lang w:val="en-US"/>
+        </w:rPr>
+        <w:lastRenderedPageBreak/>
+        <w:t># Display output</w:t>
+      </w:r>
+    </w:p>
+    <w:p>
+      <w:pPr>
+        <w:rPr>
+          <w:rFonts w:ascii="Times New Roman" w:hAnsi="Times New Roman" w:cs="Times New Roman"/>
+          <w:lang w:val="en-US"/>
+        </w:rPr>
+      </w:pPr>
+      <w:r>
+        <w:rPr>
+          <w:rFonts w:ascii="Times New Roman" w:hAnsi="Times New Roman" w:cs="Times New Roman"/>
+          <w:lang w:val="en-US"/>
+        </w:rPr>
+        <w:t>print("POS Tags:")</w:t>
+      </w:r>
+    </w:p>
+    <w:p>
+      <w:pPr>
+        <w:rPr>
+          <w:rFonts w:ascii="Times New Roman" w:hAnsi="Times New Roman" w:cs="Times New Roman"/>
+          <w:lang w:val="en-US"/>
+        </w:rPr>
+      </w:pPr>
+      <w:r>
+        <w:rPr>
+          <w:rFonts w:ascii="Times New Roman" w:hAnsi="Times New Roman" w:cs="Times New Roman"/>
+          <w:lang w:val="en-US"/>
+        </w:rPr>
+        <w:t>for word, tag in result:</w:t>
+      </w:r>
+    </w:p>
+    <w:p>
+      <w:pPr>
+        <w:rPr>
+          <w:rFonts w:ascii="Times New Roman" w:hAnsi="Times New Roman" w:cs="Times New Roman"/>
+          <w:lang w:val="en-US"/>
+        </w:rPr>
+      </w:pPr>
+      <w:r>
+        <w:rPr>
+          <w:rFonts w:ascii="Times New Roman" w:hAnsi="Times New Roman" w:cs="Times New Roman"/>
+          <w:lang w:val="en-US"/>
+        </w:rPr>
+        <w:t xml:space="preserve">    print(word, "-&gt;", tag)</w:t>
+      </w:r>
+    </w:p>
+    <w:p>
+      <w:pPr>
+        <w:rPr>
+          <w:rFonts w:ascii="Times New Roman" w:hAnsi="Times New Roman" w:cs="Times New Roman"/>
+          <w:lang w:val="en-US"/>
+        </w:rPr>
+      </w:pPr>
+      <w:r>
+        <w:rPr>
+          <w:rFonts w:ascii="Times New Roman" w:hAnsi="Times New Roman" w:cs="Times New Roman"/>
+          <w:lang w:val="en-US"/>
+        </w:rPr>
+        <w:t>OUTPUT;</w:t>
+      </w:r>
+    </w:p>
+    <w:p>
+      <w:pPr>
+        <w:rPr>
+          <w:rFonts w:ascii="Times New Roman" w:hAnsi="Times New Roman" w:cs="Times New Roman"/>
+          <w:lang w:val="en-US"/>
+        </w:rPr>
+      </w:pPr>
+      <w:r>
+        <w:rPr>
+          <w:noProof/>
+        </w:rPr>
+        <w:drawing>
+          <wp:inline distT="0" distB="0" distL="0" distR="0" wp14:anchorId="7D92E208" wp14:editId="6AE14F1E">
+            <wp:extent cx="6301740" cy="2994660"/>
+            <wp:effectExtent l="0" t="0" r="3810" b="0"/>
+            <wp:docPr id="9" name="Picture 9"/>
+            <wp:cNvGraphicFramePr>
+              <a:graphicFrameLocks xmlns:a="http://schemas.openxmlformats.org/drawingml/2006/main" noChangeAspect="1"/>
+            </wp:cNvGraphicFramePr>
+            <a:graphic xmlns:a="http://schemas.openxmlformats.org/drawingml/2006/main">
+              <a:graphicData uri="http://schemas.openxmlformats.org/drawingml/2006/picture">
+                <pic:pic xmlns:pic="http://schemas.openxmlformats.org/drawingml/2006/picture">
+                  <pic:nvPicPr>
+                    <pic:cNvPr id="0" name="Picture 3"/>
+                    <pic:cNvPicPr>
+                      <a:picLocks noChangeAspect="1" noChangeArrowheads="1"/>
+                    </pic:cNvPicPr>
+                  </pic:nvPicPr>
+                  <pic:blipFill>
+                    <a:blip r:embed="rId13" cstate="print">
+                      <a:extLst>
+                        <a:ext uri="{28A0092B-C50C-407E-A947-70E740481C1C}">
+                          <a14:useLocalDpi xmlns:a14="http://schemas.microsoft.com/office/drawing/2010/main" val="0"/>
+                        </a:ext>
+                      </a:extLst>
+                    </a:blip>
+                    <a:srcRect/>
+                    <a:stretch>
+                      <a:fillRect/>
+                    </a:stretch>
+                  </pic:blipFill>
+                  <pic:spPr bwMode="auto">
+                    <a:xfrm>
+                      <a:off x="0" y="0"/>
+                      <a:ext cx="6301740" cy="2994660"/>
+                    </a:xfrm>
+                    <a:prstGeom prst="rect">
+                      <a:avLst/>
+                    </a:prstGeom>
+                    <a:noFill/>
+                    <a:ln>
+                      <a:noFill/>
+                    </a:ln>
+                  </pic:spPr>
+                </pic:pic>
+              </a:graphicData>
+            </a:graphic>
+          </wp:inline>
+        </w:drawing>
+      </w:r>
+    </w:p>
+    <w:p>
+      <w:pPr>
+        <w:rPr>
+          <w:rFonts w:ascii="Times New Roman" w:hAnsi="Times New Roman" w:cs="Times New Roman"/>
+          <w:lang w:val="en-US"/>
+        </w:rPr>
+      </w:pPr>
+    </w:p>
+    <w:p>
+      <w:pPr>
+        <w:rPr>
+          <w:rFonts w:ascii="Times New Roman" w:hAnsi="Times New Roman" w:cs="Times New Roman"/>
+          <w:lang w:val="en-US"/>
+        </w:rPr>
+      </w:pPr>
+      <w:r>
+        <w:rPr>
+          <w:rFonts w:ascii="Times New Roman" w:hAnsi="Times New Roman" w:cs="Times New Roman"/>
+          <w:lang w:val="en-US"/>
+        </w:rPr>
+        <w:t xml:space="preserve">10. </w:t>
+      </w:r>
+      <w:r>
+        <w:rPr>
+          <w:rFonts w:ascii="Times New Roman" w:hAnsi="Times New Roman" w:cs="Times New Roman"/>
+          <w:lang w:val="en-US"/>
+        </w:rPr>
+        <w:t>Implement transformation-based tagging using a set of transformation rules, apply a simple rule</w:t>
+      </w:r>
+      <w:r>
+        <w:rPr>
+          <w:rFonts w:ascii="Times New Roman" w:hAnsi="Times New Roman" w:cs="Times New Roman"/>
+          <w:lang w:val="en-US"/>
+        </w:rPr>
+        <w:t xml:space="preserve"> </w:t>
+      </w:r>
+      <w:r>
+        <w:rPr>
+          <w:rFonts w:ascii="Times New Roman" w:hAnsi="Times New Roman" w:cs="Times New Roman"/>
+          <w:lang w:val="en-US"/>
+        </w:rPr>
+        <w:t>to tag words using python.</w:t>
+      </w:r>
+    </w:p>
+    <w:p>
+      <w:pPr>
+        <w:rPr>
+          <w:rFonts w:ascii="Times New Roman" w:hAnsi="Times New Roman" w:cs="Times New Roman"/>
+          <w:lang w:val="en-US"/>
+        </w:rPr>
+      </w:pPr>
+      <w:r>
+        <w:rPr>
+          <w:rFonts w:ascii="Times New Roman" w:hAnsi="Times New Roman" w:cs="Times New Roman"/>
+          <w:lang w:val="en-US"/>
+        </w:rPr>
+        <w:t>A.</w:t>
+      </w:r>
+      <w:r>
+        <w:rPr>
+          <w:rFonts w:ascii="Times New Roman" w:hAnsi="Times New Roman" w:cs="Times New Roman"/>
+          <w:lang w:val="en-US"/>
+        </w:rPr>
+        <w:t xml:space="preserve"> </w:t>
+      </w:r>
+      <w:r>
+        <w:rPr>
+          <w:rFonts w:ascii="Times New Roman" w:hAnsi="Times New Roman" w:cs="Times New Roman"/>
+          <w:lang w:val="en-US"/>
+        </w:rPr>
+        <w:t># Simple Transformation-Based POS Tagging</w:t>
+      </w:r>
+    </w:p>
+    <w:p>
+      <w:pPr>
+        <w:rPr>
+          <w:rFonts w:ascii="Times New Roman" w:hAnsi="Times New Roman" w:cs="Times New Roman"/>
+          <w:lang w:val="en-US"/>
+        </w:rPr>
+      </w:pPr>
+      <w:r>
+        <w:rPr>
+          <w:rFonts w:ascii="Times New Roman" w:hAnsi="Times New Roman" w:cs="Times New Roman"/>
+          <w:lang w:val="en-US"/>
+        </w:rPr>
+        <w:t># Input sentence</w:t>
+      </w:r>
+    </w:p>
+    <w:p>
+      <w:pPr>
+        <w:rPr>
+          <w:rFonts w:ascii="Times New Roman" w:hAnsi="Times New Roman" w:cs="Times New Roman"/>
+          <w:lang w:val="en-US"/>
+        </w:rPr>
+      </w:pPr>
+      <w:r>
+        <w:rPr>
+          <w:rFonts w:ascii="Times New Roman" w:hAnsi="Times New Roman" w:cs="Times New Roman"/>
+          <w:lang w:val="en-US"/>
+        </w:rPr>
+        <w:t>sentence = "The boy is playing cricket"</w:t>
+      </w:r>
+    </w:p>
+    <w:p>
+      <w:pPr>
+        <w:rPr>
+          <w:rFonts w:ascii="Times New Roman" w:hAnsi="Times New Roman" w:cs="Times New Roman"/>
+          <w:lang w:val="en-US"/>
+        </w:rPr>
+      </w:pPr>
+      <w:r>
+        <w:rPr>
+          <w:rFonts w:ascii="Times New Roman" w:hAnsi="Times New Roman" w:cs="Times New Roman"/>
+          <w:lang w:val="en-US"/>
+        </w:rPr>
+        <w:t># Split sentence into words</w:t>
+      </w:r>
+    </w:p>
+    <w:p>
+      <w:pPr>
+        <w:rPr>
+          <w:rFonts w:ascii="Times New Roman" w:hAnsi="Times New Roman" w:cs="Times New Roman"/>
+          <w:lang w:val="en-US"/>
+        </w:rPr>
+      </w:pPr>
+      <w:r>
+        <w:rPr>
+          <w:rFonts w:ascii="Times New Roman" w:hAnsi="Times New Roman" w:cs="Times New Roman"/>
+          <w:lang w:val="en-US"/>
+        </w:rPr>
+        <w:t>words = sentence.split()</w:t>
+      </w:r>
+    </w:p>
+    <w:p>
+      <w:pPr>
+        <w:rPr>
+          <w:rFonts w:ascii="Times New Roman" w:hAnsi="Times New Roman" w:cs="Times New Roman"/>
+          <w:lang w:val="en-US"/>
+        </w:rPr>
+      </w:pPr>
+      <w:r>
+        <w:rPr>
+          <w:rFonts w:ascii="Times New Roman" w:hAnsi="Times New Roman" w:cs="Times New Roman"/>
+          <w:lang w:val="en-US"/>
+        </w:rPr>
+        <w:t># Step 1: Assign default tag (NN = Noun)</w:t>
+      </w:r>
+    </w:p>
+    <w:p>
+      <w:pPr>
+        <w:rPr>
+          <w:rFonts w:ascii="Times New Roman" w:hAnsi="Times New Roman" w:cs="Times New Roman"/>
+          <w:lang w:val="en-US"/>
+        </w:rPr>
+      </w:pPr>
+      <w:r>
+        <w:rPr>
+          <w:rFonts w:ascii="Times New Roman" w:hAnsi="Times New Roman" w:cs="Times New Roman"/>
+          <w:lang w:val="en-US"/>
+        </w:rPr>
+        <w:t>tags = []</w:t>
+      </w:r>
+    </w:p>
+    <w:p>
+      <w:pPr>
+        <w:rPr>
+          <w:rFonts w:ascii="Times New Roman" w:hAnsi="Times New Roman" w:cs="Times New Roman"/>
+          <w:lang w:val="en-US"/>
+        </w:rPr>
+      </w:pPr>
+      <w:r>
+        <w:rPr>
+          <w:rFonts w:ascii="Times New Roman" w:hAnsi="Times New Roman" w:cs="Times New Roman"/>
+          <w:lang w:val="en-US"/>
+        </w:rPr>
+        <w:t>for word in words:</w:t>
+      </w:r>
+    </w:p>
+    <w:p>
+      <w:pPr>
+        <w:rPr>
+          <w:rFonts w:ascii="Times New Roman" w:hAnsi="Times New Roman" w:cs="Times New Roman"/>
+          <w:lang w:val="en-US"/>
+        </w:rPr>
+      </w:pPr>
+      <w:r>
+        <w:rPr>
+          <w:rFonts w:ascii="Times New Roman" w:hAnsi="Times New Roman" w:cs="Times New Roman"/>
+          <w:lang w:val="en-US"/>
+        </w:rPr>
+        <w:t xml:space="preserve">    tags.append([word, "NN"])</w:t>
+      </w:r>
+    </w:p>
+    <w:p>
+      <w:pPr>
+        <w:rPr>
+          <w:rFonts w:ascii="Times New Roman" w:hAnsi="Times New Roman" w:cs="Times New Roman"/>
+          <w:lang w:val="en-US"/>
+        </w:rPr>
+      </w:pPr>
+      <w:r>
+        <w:rPr>
+          <w:rFonts w:ascii="Times New Roman" w:hAnsi="Times New Roman" w:cs="Times New Roman"/>
+          <w:lang w:val="en-US"/>
+        </w:rPr>
+        <w:t># Step 2: Apply transformation rules</w:t>
+      </w:r>
+    </w:p>
+    <w:p>
+      <w:pPr>
+        <w:rPr>
+          <w:rFonts w:ascii="Times New Roman" w:hAnsi="Times New Roman" w:cs="Times New Roman"/>
+          <w:lang w:val="en-US"/>
+        </w:rPr>
+      </w:pPr>
+      <w:r>
+        <w:rPr>
+          <w:rFonts w:ascii="Times New Roman" w:hAnsi="Times New Roman" w:cs="Times New Roman"/>
+          <w:lang w:val="en-US"/>
+        </w:rPr>
+        <w:t>for i in range(len(tags)):</w:t>
+      </w:r>
+    </w:p>
+    <w:p>
+      <w:pPr>
+        <w:rPr>
+          <w:rFonts w:ascii="Times New Roman" w:hAnsi="Times New Roman" w:cs="Times New Roman"/>
+          <w:lang w:val="en-US"/>
+        </w:rPr>
+      </w:pPr>
+      <w:r>
+        <w:rPr>
+          <w:rFonts w:ascii="Times New Roman" w:hAnsi="Times New Roman" w:cs="Times New Roman"/>
+          <w:lang w:val="en-US"/>
+        </w:rPr>
+        <w:lastRenderedPageBreak/>
+        <w:t xml:space="preserve">    word = tags[i][0].lower()</w:t>
+      </w:r>
+    </w:p>
+    <w:p>
+      <w:pPr>
+        <w:rPr>
+          <w:rFonts w:ascii="Times New Roman" w:hAnsi="Times New Roman" w:cs="Times New Roman"/>
+          <w:lang w:val="en-US"/>
+        </w:rPr>
+      </w:pPr>
+      <w:r>
+        <w:rPr>
+          <w:rFonts w:ascii="Times New Roman" w:hAnsi="Times New Roman" w:cs="Times New Roman"/>
+          <w:lang w:val="en-US"/>
+        </w:rPr>
+        <w:t xml:space="preserve">    if word in ["the", "a", "an"]:</w:t>
+      </w:r>
+    </w:p>
+    <w:p>
+      <w:pPr>
+        <w:rPr>
+          <w:rFonts w:ascii="Times New Roman" w:hAnsi="Times New Roman" w:cs="Times New Roman"/>
+          <w:lang w:val="en-US"/>
+        </w:rPr>
+      </w:pPr>
+      <w:r>
+        <w:rPr>
+          <w:rFonts w:ascii="Times New Roman" w:hAnsi="Times New Roman" w:cs="Times New Roman"/>
+          <w:lang w:val="en-US"/>
+        </w:rPr>
+        <w:t xml:space="preserve">        tags[i][1] = "DT"      # Determiner</w:t>
+      </w:r>
+    </w:p>
+    <w:p>
+      <w:pPr>
+        <w:rPr>
+          <w:rFonts w:ascii="Times New Roman" w:hAnsi="Times New Roman" w:cs="Times New Roman"/>
+          <w:lang w:val="en-US"/>
+        </w:rPr>
+      </w:pPr>
+      <w:r>
+        <w:rPr>
+          <w:rFonts w:ascii="Times New Roman" w:hAnsi="Times New Roman" w:cs="Times New Roman"/>
+          <w:lang w:val="en-US"/>
+        </w:rPr>
+        <w:t xml:space="preserve">    elif word in ["is", "am", "are", "was", "were"]:</w:t>
+      </w:r>
+    </w:p>
+    <w:p>
+      <w:pPr>
+        <w:rPr>
+          <w:rFonts w:ascii="Times New Roman" w:hAnsi="Times New Roman" w:cs="Times New Roman"/>
+          <w:lang w:val="en-US"/>
+        </w:rPr>
+      </w:pPr>
+      <w:r>
+        <w:rPr>
+          <w:rFonts w:ascii="Times New Roman" w:hAnsi="Times New Roman" w:cs="Times New Roman"/>
+          <w:lang w:val="en-US"/>
+        </w:rPr>
+        <w:t xml:space="preserve">        tags[i][1] = "VB"      # Verb</w:t>
+      </w:r>
+    </w:p>
+    <w:p>
+      <w:pPr>
+        <w:rPr>
+          <w:rFonts w:ascii="Times New Roman" w:hAnsi="Times New Roman" w:cs="Times New Roman"/>
+          <w:lang w:val="en-US"/>
+        </w:rPr>
+      </w:pPr>
+      <w:r>
+        <w:rPr>
+          <w:rFonts w:ascii="Times New Roman" w:hAnsi="Times New Roman" w:cs="Times New Roman"/>
+          <w:lang w:val="en-US"/>
+        </w:rPr>
+        <w:t xml:space="preserve">    elif word.endswith("ing"):</w:t>
+      </w:r>
+    </w:p>
+    <w:p>
+      <w:pPr>
+        <w:rPr>
+          <w:rFonts w:ascii="Times New Roman" w:hAnsi="Times New Roman" w:cs="Times New Roman"/>
+          <w:lang w:val="en-US"/>
+        </w:rPr>
+      </w:pPr>
+      <w:r>
+        <w:rPr>
+          <w:rFonts w:ascii="Times New Roman" w:hAnsi="Times New Roman" w:cs="Times New Roman"/>
+          <w:lang w:val="en-US"/>
+        </w:rPr>
+        <w:t xml:space="preserve">        tags[i][1] = "VBG"     # Verb (Gerund)</w:t>
+      </w:r>
+    </w:p>
+    <w:p>
+      <w:pPr>
+        <w:rPr>
+          <w:rFonts w:ascii="Times New Roman" w:hAnsi="Times New Roman" w:cs="Times New Roman"/>
+          <w:lang w:val="en-US"/>
+        </w:rPr>
+      </w:pPr>
+      <w:r>
+        <w:rPr>
+          <w:rFonts w:ascii="Times New Roman" w:hAnsi="Times New Roman" w:cs="Times New Roman"/>
+          <w:lang w:val="en-US"/>
+        </w:rPr>
+        <w:t># Display output</w:t>
+      </w:r>
+    </w:p>
+    <w:p>
+      <w:pPr>
+        <w:rPr>
+          <w:rFonts w:ascii="Times New Roman" w:hAnsi="Times New Roman" w:cs="Times New Roman"/>
+          <w:lang w:val="en-US"/>
+        </w:rPr>
+      </w:pPr>
+      <w:r>
+        <w:rPr>
+          <w:rFonts w:ascii="Times New Roman" w:hAnsi="Times New Roman" w:cs="Times New Roman"/>
+          <w:lang w:val="en-US"/>
+        </w:rPr>
+        <w:t>print("Transformation-Based POS Tagging:\n")</w:t>
+      </w:r>
+    </w:p>
+    <w:p>
+      <w:pPr>
+        <w:rPr>
+          <w:rFonts w:ascii="Times New Roman" w:hAnsi="Times New Roman" w:cs="Times New Roman"/>
+          <w:lang w:val="en-US"/>
+        </w:rPr>
+      </w:pPr>
+      <w:r>
+        <w:rPr>
+          <w:rFonts w:ascii="Times New Roman" w:hAnsi="Times New Roman" w:cs="Times New Roman"/>
+          <w:lang w:val="en-US"/>
+        </w:rPr>
+        <w:t>for word, tag in tags:</w:t>
+      </w:r>
+    </w:p>
+    <w:p>
+      <w:pPr>
+        <w:rPr>
+          <w:rFonts w:ascii="Times New Roman" w:hAnsi="Times New Roman" w:cs="Times New Roman"/>
+          <w:lang w:val="en-US"/>
+        </w:rPr>
+      </w:pPr>
+      <w:r>
+        <w:rPr>
+          <w:rFonts w:ascii="Times New Roman" w:hAnsi="Times New Roman" w:cs="Times New Roman"/>
+          <w:lang w:val="en-US"/>
+        </w:rPr>
+        <w:t xml:space="preserve">    print(word, "-&gt;", tag)</w:t>
+      </w:r>
+    </w:p>
+    <w:p>
+      <w:pPr>
+        <w:rPr>
+          <w:rFonts w:ascii="Times New Roman" w:hAnsi="Times New Roman" w:cs="Times New Roman"/>
+          <w:lang w:val="en-US"/>
+        </w:rPr>
+      </w:pPr>
+      <w:r>
+        <w:rPr>
+          <w:rFonts w:ascii="Times New Roman" w:hAnsi="Times New Roman" w:cs="Times New Roman"/>
+          <w:lang w:val="en-US"/>
+        </w:rPr>
+        <w:t>OUTPUT;</w:t>
+      </w:r>
+    </w:p>
+    <w:p>
+      <w:pPr>
+        <w:rPr>
+          <w:rFonts w:ascii="Times New Roman" w:hAnsi="Times New Roman" w:cs="Times New Roman"/>
+          <w:lang w:val="en-US"/>
+        </w:rPr>
+      </w:pPr>
+      <w:r>
+        <w:rPr>
+          <w:rFonts w:ascii="Times New Roman" w:hAnsi="Times New Roman" w:cs="Times New Roman"/>
+          <w:lang w:val="en-US"/>
+        </w:rPr>
+        <w:drawing>
+          <wp:inline distT="0" distB="0" distL="0" distR="0" wp14:anchorId="022DE6F1" wp14:editId="7DCD3D5B">
+            <wp:extent cx="5731510" cy="2122805"/>
+            <wp:effectExtent l="0" t="0" r="2540" b="0"/>
+            <wp:docPr id="11" name="Picture 11"/>
+            <wp:cNvGraphicFramePr>
+              <a:graphicFrameLocks xmlns:a="http://schemas.openxmlformats.org/drawingml/2006/main" noChangeAspect="1"/>
+            </wp:cNvGraphicFramePr>
+            <a:graphic xmlns:a="http://schemas.openxmlformats.org/drawingml/2006/main">
+              <a:graphicData uri="http://schemas.openxmlformats.org/drawingml/2006/picture">
+                <pic:pic xmlns:pic="http://schemas.openxmlformats.org/drawingml/2006/picture">
+                  <pic:nvPicPr>
+                    <pic:cNvPr id="1" name=""/>
+                    <pic:cNvPicPr/>
+                  </pic:nvPicPr>
+                  <pic:blipFill>
+                    <a:blip r:embed="rId14"/>
+                    <a:stretch>
+                      <a:fillRect/>
+                    </a:stretch>
+                  </pic:blipFill>
+                  <pic:spPr>
+                    <a:xfrm>
+                      <a:off x="0" y="0"/>
+                      <a:ext cx="5731510" cy="2122805"/>
+                    </a:xfrm>
+                    <a:prstGeom prst="rect">
+                      <a:avLst/>
+                    </a:prstGeom>
+                  </pic:spPr>
+                </pic:pic>
+              </a:graphicData>
+            </a:graphic>
+          </wp:inline>
+        </w:drawing>
+      </w:r>
+    </w:p>
+    <w:p>
+      <w:pPr>
+        <w:rPr>
+          <w:rFonts w:ascii="Times New Roman" w:hAnsi="Times New Roman" w:cs="Times New Roman"/>
+          <w:lang w:val="en-US"/>
+        </w:rPr>
+      </w:pPr>
+    </w:p>
+    <w:p>
+      <w:pPr>
+        <w:rPr>
+          <w:rFonts w:ascii="Times New Roman" w:hAnsi="Times New Roman" w:cs="Times New Roman"/>
+          <w:lang w:val="en-US"/>
+        </w:rPr>
+      </w:pPr>
+    </w:p>
+    <w:p>
+      <w:pPr>
+        <w:rPr>
+          <w:rFonts w:ascii="Times New Roman" w:hAnsi="Times New Roman" w:cs="Times New Roman"/>
+          <w:lang w:val="en-US"/>
+        </w:rPr>
+      </w:pPr>
+    </w:p>
+    <w:p>
+      <w:pPr>
+        <w:rPr>
+          <w:rFonts w:ascii="Times New Roman" w:hAnsi="Times New Roman" w:cs="Times New Roman"/>
+          <w:lang w:val="en-US"/>
+        </w:rPr>
+      </w:pPr>
+    </w:p>
+    <w:p>
+      <w:pPr>
+        <w:rPr>
+          <w:rFonts w:ascii="Times New Roman" w:hAnsi="Times New Roman" w:cs="Times New Roman"/>
+          <w:lang w:val="en-US"/>
+        </w:rPr>
+      </w:pPr>
+    </w:p>
+    <w:p>
+      <w:pPr>
+        <w:rPr>
+          <w:rFonts w:ascii="Times New Roman" w:hAnsi="Times New Roman" w:cs="Times New Roman"/>
+          <w:lang w:val="en-US"/>
+        </w:rPr>
+      </w:pPr>
+    </w:p>
+    <w:p>
+      <w:pPr>
+        <w:rPr>
+          <w:rFonts w:ascii="Times New Roman" w:hAnsi="Times New Roman" w:cs="Times New Roman"/>
+          <w:lang w:val="en-US"/>
+        </w:rPr>
+      </w:pPr>
+    </w:p>
+    <w:p>
+      <w:pPr>
+        <w:rPr>
+          <w:rFonts w:ascii="Times New Roman" w:hAnsi="Times New Roman" w:cs="Times New Roman"/>
+          <w:lang w:val="en-US"/>
+        </w:rPr>
+      </w:pPr>
+      <w:r>
+        <w:rPr>
+          <w:rFonts w:ascii="Times New Roman" w:hAnsi="Times New Roman" w:cs="Times New Roman"/>
+          <w:lang w:val="en-US"/>
+        </w:rPr>
+        <w:t xml:space="preserve"> OUTPUT;</w:t>
+      </w:r>
+    </w:p>
+    <w:p>
+      <w:pPr>
+        <w:rPr>
+          <w:rFonts w:ascii="Times New Roman" w:hAnsi="Times New Roman" w:cs="Times New Roman"/>
+          <w:lang w:val="en-US"/>
+        </w:rPr>
+      </w:pPr>
+      <w:r>
+        <w:rPr>
+          <w:rFonts w:ascii="Times New Roman" w:hAnsi="Times New Roman" w:cs="Times New Roman"/>
+          <w:lang w:val="en-US"/>
+        </w:rPr>
+        <w:lastRenderedPageBreak/>
+        <w:drawing>
+          <wp:inline distT="0" distB="0" distL="0" distR="0" wp14:anchorId="1C208D68" wp14:editId="425AE821">
+            <wp:extent cx="5731510" cy="2158365"/>
+            <wp:effectExtent l="0" t="0" r="2540" b="0"/>
+            <wp:docPr id="10" name="Picture 10"/>
+            <wp:cNvGraphicFramePr>
+              <a:graphicFrameLocks xmlns:a="http://schemas.openxmlformats.org/drawingml/2006/main" noChangeAspect="1"/>
+            </wp:cNvGraphicFramePr>
+            <a:graphic xmlns:a="http://schemas.openxmlformats.org/drawingml/2006/main">
+              <a:graphicData uri="http://schemas.openxmlformats.org/drawingml/2006/picture">
+                <pic:pic xmlns:pic="http://schemas.openxmlformats.org/drawingml/2006/picture">
+                  <pic:nvPicPr>
+                    <pic:cNvPr id="1" name=""/>
+                    <pic:cNvPicPr/>
+                  </pic:nvPicPr>
+                  <pic:blipFill>
+                    <a:blip r:embed="rId15"/>
+                    <a:stretch>
+                      <a:fillRect/>
+                    </a:stretch>
+                  </pic:blipFill>
+                  <pic:spPr>
+                    <a:xfrm>
+                      <a:off x="0" y="0"/>
+                      <a:ext cx="5731510" cy="2158365"/>
+                    </a:xfrm>
+                    <a:prstGeom prst="rect">
+                      <a:avLst/>
+                    </a:prstGeom>
+                  </pic:spPr>
+                </pic:pic>
+              </a:graphicData>
+            </a:graphic>
+          </wp:inline>
+        </w:drawing>
+      </w:r>
     </w:p>
     <w:sectPr>
       <w:pgSz w:w="11906" w:h="16838"/>
@@ -2016,9 +3226,9 @@
 <file path=word/numbering.xml><?xml version="1.0" encoding="utf-8"?>
 <w:numbering xmlns:wpc="http://schemas.microsoft.com/office/word/2010/wordprocessingCanvas" xmlns:cx="http://schemas.microsoft.com/office/drawing/2014/chartex" xmlns:cx1="http://schemas.microsoft.com/office/drawing/2015/9/8/chartex" xmlns:cx2="http://schemas.microsoft.com/office/drawing/2015/10/21/chartex" xmlns:cx3="http://schemas.microsoft.com/office/drawing/2016/5/9/chartex" xmlns:cx4="http://schemas.microsoft.com/office/drawing/2016/5/10/chartex" xmlns:cx5="http://schemas.microsoft.com/office/drawing/2016/5/11/chartex" xmlns:cx6="http://schemas.microsoft.com/office/drawing/2016/5/12/chartex" xmlns:cx7="http://schemas.microsoft.com/office/drawing/2016/5/13/chartex" xmlns:cx8="http://schemas.microsoft.com/office/drawing/2016/5/14/chartex" xmlns:mc="http://schemas.openxmlformats.org/markup-compatibility/2006" xmlns:aink="http://schemas.microsoft.com/office/drawing/2016/ink" xmlns:am3d="http://schemas.microsoft.com/office/drawing/2017/model3d" xmlns:o="urn:schemas-microsoft-com:office:office" xmlns:oel="http://schemas.microsoft.com/office/2019/extlst" xmlns:r="http://schemas.openxmlformats.org/officeDocument/2006/relationships" xmlns:m="http://schemas.openxmlformats.org/officeDocument/2006/math" xmlns:v="urn:schemas-microsoft-com:vml" xmlns:wp14="http://schemas.microsoft.com/office/word/2010/wordprocessingDrawing" xmlns:wp="http://schemas.openxmlformats.org/drawingml/2006/wordprocessingDrawing" xmlns:w10="urn:schemas-microsoft-com:office:word" xmlns:w="http://schemas.openxmlformats.org/wordprocessingml/2006/main" xmlns:w14="http://schemas.microsoft.com/office/word/2010/wordml" xmlns:w15="http://schemas.microsoft.com/office/word/2012/wordml" xmlns:w16cex="http://schemas.microsoft.com/office/word/2018/wordml/cex" xmlns:w16cid="http://schemas.microsoft.com/office/word/2016/wordml/cid" xmlns:w16="http://schemas.microsoft.com/office/word/2018/wordml" xmlns:w16sdtdh="http://schemas.microsoft.com/office/word/2020/wordml/sdtdatahash" xmlns:w16se="http://schemas.microsoft.com/office/word/2015/wordml/symex" xmlns:wpg="http://schemas.microsoft.com/office/word/2010/wordprocessingGroup" xmlns:wpi="http://schemas.microsoft.com/office/word/2010/wordprocessingInk" xmlns:wne="http://schemas.microsoft.com/office/word/2006/wordml" xmlns:wps="http://schemas.microsoft.com/office/word/2010/wordprocessingShape" mc:Ignorable="w14 w15 w16se w16cid w16 w16cex w16sdtdh wp14">
   <w:abstractNum w:abstractNumId="0" w15:restartNumberingAfterBreak="0">
-    <w:nsid w:val="2EFA703A"/>
+    <w:nsid w:val="18942756"/>
     <w:multiLevelType w:val="hybridMultilevel"/>
-    <w:tmpl w:val="594E5CB8"/>
+    <w:tmpl w:val="403C9E88"/>
     <w:lvl w:ilvl="0" w:tplc="40090015">
       <w:start w:val="1"/>
       <w:numFmt w:val="upperLetter"/>
@@ -2105,9 +3315,9 @@
     </w:lvl>
   </w:abstractNum>
   <w:abstractNum w:abstractNumId="1" w15:restartNumberingAfterBreak="0">
-    <w:nsid w:val="33C430C7"/>
+    <w:nsid w:val="2EFA703A"/>
     <w:multiLevelType w:val="hybridMultilevel"/>
-    <w:tmpl w:val="C588994C"/>
+    <w:tmpl w:val="594E5CB8"/>
     <w:lvl w:ilvl="0" w:tplc="40090015">
       <w:start w:val="1"/>
       <w:numFmt w:val="upperLetter"/>
@@ -2194,12 +3404,12 @@
     </w:lvl>
   </w:abstractNum>
   <w:abstractNum w:abstractNumId="2" w15:restartNumberingAfterBreak="0">
-    <w:nsid w:val="43F96040"/>
+    <w:nsid w:val="33C430C7"/>
     <w:multiLevelType w:val="hybridMultilevel"/>
-    <w:tmpl w:val="00DE8BF6"/>
-    <w:lvl w:ilvl="0" w:tplc="4009000F">
+    <w:tmpl w:val="C588994C"/>
+    <w:lvl w:ilvl="0" w:tplc="40090015">
       <w:start w:val="1"/>
-      <w:numFmt w:val="decimal"/>
+      <w:numFmt w:val="upperLetter"/>
       <w:lvlText w:val="%1."/>
       <w:lvlJc w:val="left"/>
       <w:pPr>
@@ -2283,6 +3493,95 @@
     </w:lvl>
   </w:abstractNum>
   <w:abstractNum w:abstractNumId="3" w15:restartNumberingAfterBreak="0">
+    <w:nsid w:val="43F96040"/>
+    <w:multiLevelType w:val="hybridMultilevel"/>
+    <w:tmpl w:val="00DE8BF6"/>
+    <w:lvl w:ilvl="0" w:tplc="4009000F">
+      <w:start w:val="1"/>
+      <w:numFmt w:val="decimal"/>
+      <w:lvlText w:val="%1."/>
+      <w:lvlJc w:val="left"/>
+      <w:pPr>
+        <w:ind w:left="720" w:hanging="360"/>
+      </w:pPr>
+      <w:rPr>
+        <w:rFonts w:hint="default"/>
+      </w:rPr>
+    </w:lvl>
+    <w:lvl w:ilvl="1" w:tplc="40090019" w:tentative="1">
+      <w:start w:val="1"/>
+      <w:numFmt w:val="lowerLetter"/>
+      <w:lvlText w:val="%2."/>
+      <w:lvlJc w:val="left"/>
+      <w:pPr>
+        <w:ind w:left="1440" w:hanging="360"/>
+      </w:pPr>
+    </w:lvl>
+    <w:lvl w:ilvl="2" w:tplc="4009001B" w:tentative="1">
+      <w:start w:val="1"/>
+      <w:numFmt w:val="lowerRoman"/>
+      <w:lvlText w:val="%3."/>
+      <w:lvlJc w:val="right"/>
+      <w:pPr>
+        <w:ind w:left="2160" w:hanging="180"/>
+      </w:pPr>
+    </w:lvl>
+    <w:lvl w:ilvl="3" w:tplc="4009000F" w:tentative="1">
+      <w:start w:val="1"/>
+      <w:numFmt w:val="decimal"/>
+      <w:lvlText w:val="%4."/>
+      <w:lvlJc w:val="left"/>
+      <w:pPr>
+        <w:ind w:left="2880" w:hanging="360"/>
+      </w:pPr>
+    </w:lvl>
+    <w:lvl w:ilvl="4" w:tplc="40090019" w:tentative="1">
+      <w:start w:val="1"/>
+      <w:numFmt w:val="lowerLetter"/>
+      <w:lvlText w:val="%5."/>
+      <w:lvlJc w:val="left"/>
+      <w:pPr>
+        <w:ind w:left="3600" w:hanging="360"/>
+      </w:pPr>
+    </w:lvl>
+    <w:lvl w:ilvl="5" w:tplc="4009001B" w:tentative="1">
+      <w:start w:val="1"/>
+      <w:numFmt w:val="lowerRoman"/>
+      <w:lvlText w:val="%6."/>
+      <w:lvlJc w:val="right"/>
+      <w:pPr>
+        <w:ind w:left="4320" w:hanging="180"/>
+      </w:pPr>
+    </w:lvl>
+    <w:lvl w:ilvl="6" w:tplc="4009000F" w:tentative="1">
+      <w:start w:val="1"/>
+      <w:numFmt w:val="decimal"/>
+      <w:lvlText w:val="%7."/>
+      <w:lvlJc w:val="left"/>
+      <w:pPr>
+        <w:ind w:left="5040" w:hanging="360"/>
+      </w:pPr>
+    </w:lvl>
+    <w:lvl w:ilvl="7" w:tplc="40090019" w:tentative="1">
+      <w:start w:val="1"/>
+      <w:numFmt w:val="lowerLetter"/>
+      <w:lvlText w:val="%8."/>
+      <w:lvlJc w:val="left"/>
+      <w:pPr>
+        <w:ind w:left="5760" w:hanging="360"/>
+      </w:pPr>
+    </w:lvl>
+    <w:lvl w:ilvl="8" w:tplc="4009001B" w:tentative="1">
+      <w:start w:val="1"/>
+      <w:numFmt w:val="lowerRoman"/>
+      <w:lvlText w:val="%9."/>
+      <w:lvlJc w:val="right"/>
+      <w:pPr>
+        <w:ind w:left="6480" w:hanging="180"/>
+      </w:pPr>
+    </w:lvl>
+  </w:abstractNum>
+  <w:abstractNum w:abstractNumId="4" w15:restartNumberingAfterBreak="0">
     <w:nsid w:val="55DC0F18"/>
     <w:multiLevelType w:val="hybridMultilevel"/>
     <w:tmpl w:val="3020A064"/>
@@ -2372,16 +3671,19 @@
     </w:lvl>
   </w:abstractNum>
   <w:num w:numId="1" w16cid:durableId="337777097">
+    <w:abstractNumId w:val="3"/>
+  </w:num>
+  <w:num w:numId="2" w16cid:durableId="1589801213">
     <w:abstractNumId w:val="2"/>
   </w:num>
-  <w:num w:numId="2" w16cid:durableId="1589801213">
+  <w:num w:numId="3" w16cid:durableId="76565169">
     <w:abstractNumId w:val="1"/>
   </w:num>
-  <w:num w:numId="3" w16cid:durableId="76565169">
+  <w:num w:numId="4" w16cid:durableId="967130106">
+    <w:abstractNumId w:val="4"/>
+  </w:num>
+  <w:num w:numId="5" w16cid:durableId="301816838">
     <w:abstractNumId w:val="0"/>
-  </w:num>
-  <w:num w:numId="4" w16cid:durableId="967130106">
-    <w:abstractNumId w:val="3"/>
   </w:num>
 </w:numbering>
 </file>
@@ -2989,6 +4291,7 @@
   <w:style w:type="character" w:default="1" w:styleId="DefaultParagraphFont">
     <w:name w:val="Default Paragraph Font"/>
     <w:uiPriority w:val="1"/>
+    <w:semiHidden/>
     <w:unhideWhenUsed/>
   </w:style>
   <w:style w:type="table" w:default="1" w:styleId="TableNormal">
